--- a/docs/GPS/3.2 Determinación de tiempo y costo.docx
+++ b/docs/GPS/3.2 Determinación de tiempo y costo.docx
@@ -3,11 +3,11 @@
 <w:document xmlns:wpc="http://schemas.microsoft.com/office/word/2010/wordprocessingCanvas" xmlns:cx="http://schemas.microsoft.com/office/drawing/2014/chartex" xmlns:cx1="http://schemas.microsoft.com/office/drawing/2015/9/8/chartex" xmlns:cx2="http://schemas.microsoft.com/office/drawing/2015/10/21/chartex" xmlns:cx3="http://schemas.microsoft.com/office/drawing/2016/5/9/chartex" xmlns:cx4="http://schemas.microsoft.com/office/drawing/2016/5/10/chartex" xmlns:cx5="http://schemas.microsoft.com/office/drawing/2016/5/11/chartex" xmlns:cx6="http://schemas.microsoft.com/office/drawing/2016/5/12/chartex" xmlns:cx7="http://schemas.microsoft.com/office/drawing/2016/5/13/chartex" xmlns:cx8="http://schemas.microsoft.com/office/drawing/2016/5/14/chartex" xmlns:mc="http://schemas.openxmlformats.org/markup-compatibility/2006" xmlns:aink="http://schemas.microsoft.com/office/drawing/2016/ink" xmlns:am3d="http://schemas.microsoft.com/office/drawing/2017/model3d" xmlns:o="urn:schemas-microsoft-com:office:office" xmlns:oel="http://schemas.microsoft.com/office/2019/extlst" xmlns:r="http://schemas.openxmlformats.org/officeDocument/2006/relationships" xmlns:m="http://schemas.openxmlformats.org/officeDocument/2006/math" xmlns:v="urn:schemas-microsoft-com:vml" xmlns:wp14="http://schemas.microsoft.com/office/word/2010/wordprocessingDrawing" xmlns:wp="http://schemas.openxmlformats.org/drawingml/2006/wordprocessingDrawing" xmlns:w10="urn:schemas-microsoft-com:office:word" xmlns:w="http://schemas.openxmlformats.org/wordprocessingml/2006/main" xmlns:w14="http://schemas.microsoft.com/office/word/2010/wordml" xmlns:w15="http://schemas.microsoft.com/office/word/2012/wordml" xmlns:w16cex="http://schemas.microsoft.com/office/word/2018/wordml/cex" xmlns:w16cid="http://schemas.microsoft.com/office/word/2016/wordml/cid" xmlns:w16="http://schemas.microsoft.com/office/word/2018/wordml" xmlns:w16sdtdh="http://schemas.microsoft.com/office/word/2020/wordml/sdtdatahash" xmlns:w16se="http://schemas.microsoft.com/office/word/2015/wordml/symex" xmlns:wpg="http://schemas.microsoft.com/office/word/2010/wordprocessingGroup" xmlns:wpi="http://schemas.microsoft.com/office/word/2010/wordprocessingInk" xmlns:wne="http://schemas.microsoft.com/office/word/2006/wordml" xmlns:wps="http://schemas.microsoft.com/office/word/2010/wordprocessingShape" mc:Ignorable="w14 w15 w16se w16cid w16 w16cex w16sdtdh wp14">
   <w:background w:color="F5F3E7"/>
   <w:body>
+    <w:bookmarkStart w:id="0" w:name="_Toc243037592"/>
     <w:p>
       <w:pPr>
         <w:pStyle w:val="Ttulo1"/>
       </w:pPr>
-      <w:bookmarkStart w:id="0" w:name="_Toc242982528"/>
       <w:r>
         <w:rPr>
           <w:noProof/>
@@ -686,7 +686,7 @@
             </w:rPr>
             <w:fldChar w:fldCharType="separate"/>
           </w:r>
-          <w:hyperlink w:anchor="_Toc242982528" w:history="1">
+          <w:hyperlink w:anchor="_Toc243037592" w:history="1">
             <w:r>
               <w:rPr>
                 <w:rStyle w:val="Hipervnculo"/>
@@ -713,7 +713,7 @@
                 <w:noProof/>
                 <w:webHidden/>
               </w:rPr>
-              <w:instrText xml:space="preserve"> PAGEREF _Toc242982528 \h </w:instrText>
+              <w:instrText xml:space="preserve"> PAGEREF _Toc243037592 \h </w:instrText>
             </w:r>
             <w:r>
               <w:rPr>
@@ -760,7 +760,7 @@
               <w14:ligatures w14:val="standardContextual"/>
             </w:rPr>
           </w:pPr>
-          <w:hyperlink w:anchor="_Toc242982529" w:history="1">
+          <w:hyperlink w:anchor="_Toc243037593" w:history="1">
             <w:r>
               <w:rPr>
                 <w:rStyle w:val="Hipervnculo"/>
@@ -787,7 +787,7 @@
                 <w:noProof/>
                 <w:webHidden/>
               </w:rPr>
-              <w:instrText xml:space="preserve"> PAGEREF _Toc242982529 \h </w:instrText>
+              <w:instrText xml:space="preserve"> PAGEREF _Toc243037593 \h </w:instrText>
             </w:r>
             <w:r>
               <w:rPr>
@@ -834,7 +834,7 @@
               <w14:ligatures w14:val="standardContextual"/>
             </w:rPr>
           </w:pPr>
-          <w:hyperlink w:anchor="_Toc242982530" w:history="1">
+          <w:hyperlink w:anchor="_Toc243037594" w:history="1">
             <w:r>
               <w:rPr>
                 <w:rStyle w:val="Hipervnculo"/>
@@ -861,7 +861,7 @@
                 <w:noProof/>
                 <w:webHidden/>
               </w:rPr>
-              <w:instrText xml:space="preserve"> PAGEREF _Toc242982530 \h </w:instrText>
+              <w:instrText xml:space="preserve"> PAGEREF _Toc243037594 \h </w:instrText>
             </w:r>
             <w:r>
               <w:rPr>
@@ -908,7 +908,7 @@
               <w14:ligatures w14:val="standardContextual"/>
             </w:rPr>
           </w:pPr>
-          <w:hyperlink w:anchor="_Toc242982531" w:history="1">
+          <w:hyperlink w:anchor="_Toc243037595" w:history="1">
             <w:r>
               <w:rPr>
                 <w:rStyle w:val="Hipervnculo"/>
@@ -935,7 +935,7 @@
                 <w:noProof/>
                 <w:webHidden/>
               </w:rPr>
-              <w:instrText xml:space="preserve"> PAGEREF _Toc242982531 \h </w:instrText>
+              <w:instrText xml:space="preserve"> PAGEREF _Toc243037595 \h </w:instrText>
             </w:r>
             <w:r>
               <w:rPr>
@@ -982,7 +982,7 @@
               <w14:ligatures w14:val="standardContextual"/>
             </w:rPr>
           </w:pPr>
-          <w:hyperlink w:anchor="_Toc242982532" w:history="1">
+          <w:hyperlink w:anchor="_Toc243037596" w:history="1">
             <w:r>
               <w:rPr>
                 <w:rStyle w:val="Hipervnculo"/>
@@ -1009,7 +1009,7 @@
                 <w:noProof/>
                 <w:webHidden/>
               </w:rPr>
-              <w:instrText xml:space="preserve"> PAGEREF _Toc242982532 \h </w:instrText>
+              <w:instrText xml:space="preserve"> PAGEREF _Toc243037596 \h </w:instrText>
             </w:r>
             <w:r>
               <w:rPr>
@@ -1056,7 +1056,7 @@
               <w14:ligatures w14:val="standardContextual"/>
             </w:rPr>
           </w:pPr>
-          <w:hyperlink w:anchor="_Toc242982533" w:history="1">
+          <w:hyperlink w:anchor="_Toc243037597" w:history="1">
             <w:r>
               <w:rPr>
                 <w:rStyle w:val="Hipervnculo"/>
@@ -1083,7 +1083,7 @@
                 <w:noProof/>
                 <w:webHidden/>
               </w:rPr>
-              <w:instrText xml:space="preserve"> PAGEREF _Toc242982533 \h </w:instrText>
+              <w:instrText xml:space="preserve"> PAGEREF _Toc243037597 \h </w:instrText>
             </w:r>
             <w:r>
               <w:rPr>
@@ -1130,7 +1130,7 @@
               <w14:ligatures w14:val="standardContextual"/>
             </w:rPr>
           </w:pPr>
-          <w:hyperlink w:anchor="_Toc242982534" w:history="1">
+          <w:hyperlink w:anchor="_Toc243037598" w:history="1">
             <w:r>
               <w:rPr>
                 <w:rStyle w:val="Hipervnculo"/>
@@ -1157,7 +1157,7 @@
                 <w:noProof/>
                 <w:webHidden/>
               </w:rPr>
-              <w:instrText xml:space="preserve"> PAGEREF _Toc242982534 \h </w:instrText>
+              <w:instrText xml:space="preserve"> PAGEREF _Toc243037598 \h </w:instrText>
             </w:r>
             <w:r>
               <w:rPr>
@@ -1203,7 +1203,7 @@
               <w14:ligatures w14:val="standardContextual"/>
             </w:rPr>
           </w:pPr>
-          <w:hyperlink w:anchor="_Toc242982535" w:history="1">
+          <w:hyperlink w:anchor="_Toc243037599" w:history="1">
             <w:r>
               <w:rPr>
                 <w:rStyle w:val="Hipervnculo"/>
@@ -1230,7 +1230,7 @@
                 <w:noProof/>
                 <w:webHidden/>
               </w:rPr>
-              <w:instrText xml:space="preserve"> PAGEREF _Toc242982535 \h </w:instrText>
+              <w:instrText xml:space="preserve"> PAGEREF _Toc243037599 \h </w:instrText>
             </w:r>
             <w:r>
               <w:rPr>
@@ -1277,7 +1277,7 @@
               <w14:ligatures w14:val="standardContextual"/>
             </w:rPr>
           </w:pPr>
-          <w:hyperlink w:anchor="_Toc242982536" w:history="1">
+          <w:hyperlink w:anchor="_Toc243037600" w:history="1">
             <w:r>
               <w:rPr>
                 <w:rStyle w:val="Hipervnculo"/>
@@ -1304,7 +1304,7 @@
                 <w:noProof/>
                 <w:webHidden/>
               </w:rPr>
-              <w:instrText xml:space="preserve"> PAGEREF _Toc242982536 \h </w:instrText>
+              <w:instrText xml:space="preserve"> PAGEREF _Toc243037600 \h </w:instrText>
             </w:r>
             <w:r>
               <w:rPr>
@@ -1351,7 +1351,7 @@
               <w14:ligatures w14:val="standardContextual"/>
             </w:rPr>
           </w:pPr>
-          <w:hyperlink w:anchor="_Toc242982537" w:history="1">
+          <w:hyperlink w:anchor="_Toc243037601" w:history="1">
             <w:r>
               <w:rPr>
                 <w:rStyle w:val="Hipervnculo"/>
@@ -1378,7 +1378,7 @@
                 <w:noProof/>
                 <w:webHidden/>
               </w:rPr>
-              <w:instrText xml:space="preserve"> PAGEREF _Toc242982537 \h </w:instrText>
+              <w:instrText xml:space="preserve"> PAGEREF _Toc243037601 \h </w:instrText>
             </w:r>
             <w:r>
               <w:rPr>
@@ -1425,7 +1425,7 @@
               <w14:ligatures w14:val="standardContextual"/>
             </w:rPr>
           </w:pPr>
-          <w:hyperlink w:anchor="_Toc242982538" w:history="1">
+          <w:hyperlink w:anchor="_Toc243037602" w:history="1">
             <w:r>
               <w:rPr>
                 <w:rStyle w:val="Hipervnculo"/>
@@ -1452,7 +1452,7 @@
                 <w:noProof/>
                 <w:webHidden/>
               </w:rPr>
-              <w:instrText xml:space="preserve"> PAGEREF _Toc242982538 \h </w:instrText>
+              <w:instrText xml:space="preserve"> PAGEREF _Toc243037602 \h </w:instrText>
             </w:r>
             <w:r>
               <w:rPr>
@@ -1499,7 +1499,7 @@
               <w14:ligatures w14:val="standardContextual"/>
             </w:rPr>
           </w:pPr>
-          <w:hyperlink w:anchor="_Toc242982539" w:history="1">
+          <w:hyperlink w:anchor="_Toc243037603" w:history="1">
             <w:r>
               <w:rPr>
                 <w:rStyle w:val="Hipervnculo"/>
@@ -1526,7 +1526,7 @@
                 <w:noProof/>
                 <w:webHidden/>
               </w:rPr>
-              <w:instrText xml:space="preserve"> PAGEREF _Toc242982539 \h </w:instrText>
+              <w:instrText xml:space="preserve"> PAGEREF _Toc243037603 \h </w:instrText>
             </w:r>
             <w:r>
               <w:rPr>
@@ -1573,7 +1573,7 @@
               <w14:ligatures w14:val="standardContextual"/>
             </w:rPr>
           </w:pPr>
-          <w:hyperlink w:anchor="_Toc242982540" w:history="1">
+          <w:hyperlink w:anchor="_Toc243037604" w:history="1">
             <w:r>
               <w:rPr>
                 <w:rStyle w:val="Hipervnculo"/>
@@ -1600,7 +1600,7 @@
                 <w:noProof/>
                 <w:webHidden/>
               </w:rPr>
-              <w:instrText xml:space="preserve"> PAGEREF _Toc242982540 \h </w:instrText>
+              <w:instrText xml:space="preserve"> PAGEREF _Toc243037604 \h </w:instrText>
             </w:r>
             <w:r>
               <w:rPr>
@@ -1647,7 +1647,7 @@
               <w14:ligatures w14:val="standardContextual"/>
             </w:rPr>
           </w:pPr>
-          <w:hyperlink w:anchor="_Toc242982541" w:history="1">
+          <w:hyperlink w:anchor="_Toc243037605" w:history="1">
             <w:r>
               <w:rPr>
                 <w:rStyle w:val="Hipervnculo"/>
@@ -1674,7 +1674,7 @@
                 <w:noProof/>
                 <w:webHidden/>
               </w:rPr>
-              <w:instrText xml:space="preserve"> PAGEREF _Toc242982541 \h </w:instrText>
+              <w:instrText xml:space="preserve"> PAGEREF _Toc243037605 \h </w:instrText>
             </w:r>
             <w:r>
               <w:rPr>
@@ -1721,7 +1721,7 @@
               <w14:ligatures w14:val="standardContextual"/>
             </w:rPr>
           </w:pPr>
-          <w:hyperlink w:anchor="_Toc242982542" w:history="1">
+          <w:hyperlink w:anchor="_Toc243037606" w:history="1">
             <w:r>
               <w:rPr>
                 <w:rStyle w:val="Hipervnculo"/>
@@ -1748,7 +1748,80 @@
                 <w:noProof/>
                 <w:webHidden/>
               </w:rPr>
-              <w:instrText xml:space="preserve"> PAGEREF _Toc242982542 \h </w:instrText>
+              <w:instrText xml:space="preserve"> PAGEREF _Toc243037606 \h </w:instrText>
+            </w:r>
+            <w:r>
+              <w:rPr>
+                <w:noProof/>
+                <w:webHidden/>
+              </w:rPr>
+            </w:r>
+            <w:r>
+              <w:rPr>
+                <w:noProof/>
+                <w:webHidden/>
+              </w:rPr>
+              <w:fldChar w:fldCharType="separate"/>
+            </w:r>
+            <w:r>
+              <w:rPr>
+                <w:noProof/>
+                <w:webHidden/>
+              </w:rPr>
+              <w:t>2</w:t>
+            </w:r>
+            <w:r>
+              <w:rPr>
+                <w:noProof/>
+                <w:webHidden/>
+              </w:rPr>
+              <w:fldChar w:fldCharType="end"/>
+            </w:r>
+          </w:hyperlink>
+        </w:p>
+        <w:p>
+          <w:pPr>
+            <w:pStyle w:val="TDC3"/>
+            <w:tabs>
+              <w:tab w:val="right" w:leader="underscore" w:pos="8494"/>
+            </w:tabs>
+            <w:rPr>
+              <w:rFonts w:cstheme="minorBidi"/>
+              <w:noProof/>
+              <w:kern w:val="2"/>
+              <w:sz w:val="24"/>
+              <w:szCs w:val="24"/>
+              <w14:ligatures w14:val="standardContextual"/>
+            </w:rPr>
+          </w:pPr>
+          <w:hyperlink w:anchor="_Toc243037607" w:history="1">
+            <w:r>
+              <w:rPr>
+                <w:rStyle w:val="Hipervnculo"/>
+                <w:noProof/>
+              </w:rPr>
+              <w:t>Calculo</w:t>
+            </w:r>
+            <w:r>
+              <w:rPr>
+                <w:noProof/>
+                <w:webHidden/>
+              </w:rPr>
+              <w:tab/>
+            </w:r>
+            <w:r>
+              <w:rPr>
+                <w:noProof/>
+                <w:webHidden/>
+              </w:rPr>
+              <w:fldChar w:fldCharType="begin"/>
+            </w:r>
+            <w:r>
+              <w:rPr>
+                <w:noProof/>
+                <w:webHidden/>
+              </w:rPr>
+              <w:instrText xml:space="preserve"> PAGEREF _Toc243037607 \h </w:instrText>
             </w:r>
             <w:r>
               <w:rPr>
@@ -1795,7 +1868,7 @@
               <w14:ligatures w14:val="standardContextual"/>
             </w:rPr>
           </w:pPr>
-          <w:hyperlink w:anchor="_Toc242982543" w:history="1">
+          <w:hyperlink w:anchor="_Toc243037608" w:history="1">
             <w:r>
               <w:rPr>
                 <w:rStyle w:val="Hipervnculo"/>
@@ -1822,7 +1895,7 @@
                 <w:noProof/>
                 <w:webHidden/>
               </w:rPr>
-              <w:instrText xml:space="preserve"> PAGEREF _Toc242982543 \h </w:instrText>
+              <w:instrText xml:space="preserve"> PAGEREF _Toc243037608 \h </w:instrText>
             </w:r>
             <w:r>
               <w:rPr>
@@ -1869,7 +1942,7 @@
               <w14:ligatures w14:val="standardContextual"/>
             </w:rPr>
           </w:pPr>
-          <w:hyperlink w:anchor="_Toc242982544" w:history="1">
+          <w:hyperlink w:anchor="_Toc243037609" w:history="1">
             <w:r>
               <w:rPr>
                 <w:rStyle w:val="Hipervnculo"/>
@@ -1896,7 +1969,7 @@
                 <w:noProof/>
                 <w:webHidden/>
               </w:rPr>
-              <w:instrText xml:space="preserve"> PAGEREF _Toc242982544 \h </w:instrText>
+              <w:instrText xml:space="preserve"> PAGEREF _Toc243037609 \h </w:instrText>
             </w:r>
             <w:r>
               <w:rPr>
@@ -1950,7 +2023,7 @@
       <w:pPr>
         <w:pStyle w:val="Ttulo1"/>
       </w:pPr>
-      <w:bookmarkStart w:id="1" w:name="_Toc242982529"/>
+      <w:bookmarkStart w:id="1" w:name="_Toc243037593"/>
       <w:r>
         <w:lastRenderedPageBreak/>
         <w:t>1. Identificación y propósito</w:t>
@@ -1998,7 +2071,7 @@
       <w:pPr>
         <w:pStyle w:val="Prrafodelista"/>
         <w:numPr>
-          <w:ilvl w:val="0"/>
+          <w:ilvl w:val="1"/>
           <w:numId w:val="6"/>
         </w:numPr>
         <w:spacing w:line="240" w:lineRule="auto"/>
@@ -2075,7 +2148,7 @@
       <w:pPr>
         <w:pStyle w:val="Ttulo2"/>
       </w:pPr>
-      <w:bookmarkStart w:id="2" w:name="_Toc242982530"/>
+      <w:bookmarkStart w:id="2" w:name="_Toc243037594"/>
       <w:r>
         <w:t>1.2. Estructura y desglose de trabajo (EDT)</w:t>
       </w:r>
@@ -2088,11 +2161,9 @@
       <w:r>
         <w:t xml:space="preserve">Recordando nuestro EDT </w:t>
       </w:r>
-      <w:proofErr w:type="spellStart"/>
       <w:r>
-        <w:t>implicito</w:t>
+        <w:t>implícito</w:t>
       </w:r>
-      <w:proofErr w:type="spellEnd"/>
       <w:r>
         <w:t xml:space="preserve"> en el documento 3.1a, se obtiene el siguiente EDT, en base a este se realizarán el c</w:t>
       </w:r>
@@ -2817,9 +2888,8 @@
       <w:pPr>
         <w:pStyle w:val="Ttulo1"/>
       </w:pPr>
-      <w:bookmarkStart w:id="3" w:name="_Toc242982531"/>
+      <w:bookmarkStart w:id="3" w:name="_Toc243037595"/>
       <w:r>
-        <w:lastRenderedPageBreak/>
         <w:t>2</w:t>
       </w:r>
       <w:r>
@@ -2849,7 +2919,7 @@
       <w:pPr>
         <w:pStyle w:val="Ttulo2"/>
       </w:pPr>
-      <w:bookmarkStart w:id="5" w:name="_Toc242982532"/>
+      <w:bookmarkStart w:id="5" w:name="_Toc243037596"/>
       <w:r>
         <w:t>2.1 Cronograma</w:t>
       </w:r>
@@ -3879,6 +3949,7 @@
                 <w:sz w:val="18"/>
                 <w:szCs w:val="18"/>
               </w:rPr>
+              <w:lastRenderedPageBreak/>
               <w:t>6</w:t>
             </w:r>
           </w:p>
@@ -4035,7 +4106,6 @@
                 <w:sz w:val="18"/>
                 <w:szCs w:val="18"/>
               </w:rPr>
-              <w:lastRenderedPageBreak/>
               <w:t>7</w:t>
             </w:r>
           </w:p>
@@ -5963,17 +6033,9 @@
     </w:p>
     <w:p>
       <w:pPr>
-        <w:rPr>
-          <w:sz w:val="18"/>
-          <w:szCs w:val="18"/>
-        </w:rPr>
-      </w:pPr>
-    </w:p>
-    <w:p>
-      <w:pPr>
         <w:pStyle w:val="Ttulo2"/>
       </w:pPr>
-      <w:bookmarkStart w:id="6" w:name="_Toc242982533"/>
+      <w:bookmarkStart w:id="6" w:name="_Toc243037597"/>
       <w:r>
         <w:lastRenderedPageBreak/>
         <w:t>2.2 Tabla de duraciones mediante PERT</w:t>
@@ -5983,24 +6045,24 @@
     <w:tbl>
       <w:tblPr>
         <w:tblStyle w:val="Tablaconcuadrculaclara"/>
-        <w:tblW w:w="0" w:type="auto"/>
+        <w:tblW w:w="5000" w:type="pct"/>
         <w:tblLook w:val="04A0" w:firstRow="1" w:lastRow="0" w:firstColumn="1" w:lastColumn="0" w:noHBand="0" w:noVBand="1"/>
       </w:tblPr>
       <w:tblGrid>
         <w:gridCol w:w="409"/>
-        <w:gridCol w:w="2055"/>
+        <w:gridCol w:w="1354"/>
         <w:gridCol w:w="755"/>
         <w:gridCol w:w="1351"/>
-        <w:gridCol w:w="749"/>
-        <w:gridCol w:w="749"/>
-        <w:gridCol w:w="749"/>
-        <w:gridCol w:w="749"/>
+        <w:gridCol w:w="911"/>
+        <w:gridCol w:w="823"/>
+        <w:gridCol w:w="1041"/>
+        <w:gridCol w:w="922"/>
         <w:gridCol w:w="928"/>
       </w:tblGrid>
       <w:tr>
         <w:tc>
           <w:tcPr>
-            <w:tcW w:w="0" w:type="auto"/>
+            <w:tcW w:w="230" w:type="pct"/>
             <w:hideMark/>
           </w:tcPr>
           <w:p>
@@ -6026,7 +6088,7 @@
         </w:tc>
         <w:tc>
           <w:tcPr>
-            <w:tcW w:w="0" w:type="auto"/>
+            <w:tcW w:w="730" w:type="pct"/>
             <w:hideMark/>
           </w:tcPr>
           <w:p>
@@ -6052,7 +6114,7 @@
         </w:tc>
         <w:tc>
           <w:tcPr>
-            <w:tcW w:w="0" w:type="auto"/>
+            <w:tcW w:w="413" w:type="pct"/>
             <w:hideMark/>
           </w:tcPr>
           <w:p>
@@ -6078,7 +6140,7 @@
         </w:tc>
         <w:tc>
           <w:tcPr>
-            <w:tcW w:w="0" w:type="auto"/>
+            <w:tcW w:w="728" w:type="pct"/>
             <w:hideMark/>
           </w:tcPr>
           <w:p>
@@ -6104,7 +6166,7 @@
         </w:tc>
         <w:tc>
           <w:tcPr>
-            <w:tcW w:w="0" w:type="auto"/>
+            <w:tcW w:w="599" w:type="pct"/>
             <w:hideMark/>
           </w:tcPr>
           <w:p>
@@ -6126,37 +6188,29 @@
               </w:rPr>
               <w:t xml:space="preserve">O </w:t>
             </w:r>
-          </w:p>
-        </w:tc>
-        <w:tc>
-          <w:tcPr>
-            <w:tcW w:w="0" w:type="auto"/>
-            <w:hideMark/>
-          </w:tcPr>
-          <w:p>
-            <w:pPr>
-              <w:spacing w:after="160" w:line="259" w:lineRule="auto"/>
+            <w:r>
               <w:rPr>
                 <w:b/>
                 <w:bCs/>
                 <w:sz w:val="18"/>
                 <w:szCs w:val="18"/>
               </w:rPr>
-            </w:pPr>
+              <w:t xml:space="preserve"> </w:t>
+            </w:r>
             <w:r>
               <w:rPr>
                 <w:b/>
                 <w:bCs/>
-                <w:sz w:val="18"/>
-                <w:szCs w:val="18"/>
-              </w:rPr>
-              <w:t xml:space="preserve">M </w:t>
-            </w:r>
-          </w:p>
-        </w:tc>
-        <w:tc>
-          <w:tcPr>
-            <w:tcW w:w="0" w:type="auto"/>
+                <w:sz w:val="14"/>
+                <w:szCs w:val="14"/>
+              </w:rPr>
+              <w:t>(optimista)</w:t>
+            </w:r>
+          </w:p>
+        </w:tc>
+        <w:tc>
+          <w:tcPr>
+            <w:tcW w:w="546" w:type="pct"/>
             <w:hideMark/>
           </w:tcPr>
           <w:p>
@@ -6176,39 +6230,31 @@
                 <w:sz w:val="18"/>
                 <w:szCs w:val="18"/>
               </w:rPr>
-              <w:t xml:space="preserve">P </w:t>
-            </w:r>
-          </w:p>
-        </w:tc>
-        <w:tc>
-          <w:tcPr>
-            <w:tcW w:w="0" w:type="auto"/>
-            <w:hideMark/>
-          </w:tcPr>
-          <w:p>
-            <w:pPr>
-              <w:spacing w:after="160" w:line="259" w:lineRule="auto"/>
+              <w:t>M</w:t>
+            </w:r>
+            <w:r>
               <w:rPr>
                 <w:b/>
                 <w:bCs/>
-                <w:sz w:val="18"/>
-                <w:szCs w:val="18"/>
-              </w:rPr>
-            </w:pPr>
+                <w:sz w:val="12"/>
+                <w:szCs w:val="12"/>
+              </w:rPr>
+              <w:t>(Mas probable)</w:t>
+            </w:r>
             <w:r>
               <w:rPr>
                 <w:b/>
                 <w:bCs/>
-                <w:sz w:val="18"/>
-                <w:szCs w:val="18"/>
-              </w:rPr>
-              <w:t>te</w:t>
-            </w:r>
-          </w:p>
-        </w:tc>
-        <w:tc>
-          <w:tcPr>
-            <w:tcW w:w="0" w:type="auto"/>
+                <w:sz w:val="12"/>
+                <w:szCs w:val="12"/>
+              </w:rPr>
+              <w:t xml:space="preserve"> </w:t>
+            </w:r>
+          </w:p>
+        </w:tc>
+        <w:tc>
+          <w:tcPr>
+            <w:tcW w:w="672" w:type="pct"/>
             <w:hideMark/>
           </w:tcPr>
           <w:p>
@@ -6228,6 +6274,94 @@
                 <w:sz w:val="18"/>
                 <w:szCs w:val="18"/>
               </w:rPr>
+              <w:t>P</w:t>
+            </w:r>
+            <w:r>
+              <w:rPr>
+                <w:b/>
+                <w:bCs/>
+                <w:sz w:val="14"/>
+                <w:szCs w:val="14"/>
+              </w:rPr>
+              <w:t>(Pesimista)</w:t>
+            </w:r>
+            <w:r>
+              <w:rPr>
+                <w:b/>
+                <w:bCs/>
+                <w:sz w:val="14"/>
+                <w:szCs w:val="14"/>
+              </w:rPr>
+              <w:t xml:space="preserve"> </w:t>
+            </w:r>
+          </w:p>
+        </w:tc>
+        <w:tc>
+          <w:tcPr>
+            <w:tcW w:w="578" w:type="pct"/>
+            <w:hideMark/>
+          </w:tcPr>
+          <w:p>
+            <w:pPr>
+              <w:spacing w:after="160" w:line="259" w:lineRule="auto"/>
+              <w:rPr>
+                <w:b/>
+                <w:bCs/>
+                <w:sz w:val="18"/>
+                <w:szCs w:val="18"/>
+              </w:rPr>
+            </w:pPr>
+            <w:r>
+              <w:rPr>
+                <w:b/>
+                <w:bCs/>
+                <w:sz w:val="18"/>
+                <w:szCs w:val="18"/>
+              </w:rPr>
+              <w:t>T</w:t>
+            </w:r>
+            <w:r>
+              <w:rPr>
+                <w:b/>
+                <w:bCs/>
+                <w:sz w:val="18"/>
+                <w:szCs w:val="18"/>
+              </w:rPr>
+              <w:t>e</w:t>
+            </w:r>
+            <w:r>
+              <w:rPr>
+                <w:b/>
+                <w:bCs/>
+                <w:sz w:val="14"/>
+                <w:szCs w:val="14"/>
+              </w:rPr>
+              <w:t>(Tiempo esperado)</w:t>
+            </w:r>
+          </w:p>
+        </w:tc>
+        <w:tc>
+          <w:tcPr>
+            <w:tcW w:w="504" w:type="pct"/>
+            <w:hideMark/>
+          </w:tcPr>
+          <w:p>
+            <w:pPr>
+              <w:spacing w:after="160" w:line="259" w:lineRule="auto"/>
+              <w:rPr>
+                <w:b/>
+                <w:bCs/>
+                <w:sz w:val="18"/>
+                <w:szCs w:val="18"/>
+              </w:rPr>
+            </w:pPr>
+            <w:r>
+              <w:rPr>
+                <w:b/>
+                <w:bCs/>
+                <w:sz w:val="18"/>
+                <w:szCs w:val="18"/>
+              </w:rPr>
               <w:t>Varianza</w:t>
             </w:r>
           </w:p>
@@ -6236,7 +6370,7 @@
       <w:tr>
         <w:tc>
           <w:tcPr>
-            <w:tcW w:w="0" w:type="auto"/>
+            <w:tcW w:w="230" w:type="pct"/>
             <w:hideMark/>
           </w:tcPr>
           <w:p>
@@ -6258,7 +6392,7 @@
         </w:tc>
         <w:tc>
           <w:tcPr>
-            <w:tcW w:w="0" w:type="auto"/>
+            <w:tcW w:w="730" w:type="pct"/>
             <w:hideMark/>
           </w:tcPr>
           <w:p>
@@ -6280,7 +6414,7 @@
         </w:tc>
         <w:tc>
           <w:tcPr>
-            <w:tcW w:w="0" w:type="auto"/>
+            <w:tcW w:w="413" w:type="pct"/>
             <w:hideMark/>
           </w:tcPr>
           <w:p>
@@ -6302,7 +6436,7 @@
         </w:tc>
         <w:tc>
           <w:tcPr>
-            <w:tcW w:w="0" w:type="auto"/>
+            <w:tcW w:w="728" w:type="pct"/>
             <w:hideMark/>
           </w:tcPr>
           <w:p>
@@ -6324,7 +6458,7 @@
         </w:tc>
         <w:tc>
           <w:tcPr>
-            <w:tcW w:w="0" w:type="auto"/>
+            <w:tcW w:w="599" w:type="pct"/>
             <w:hideMark/>
           </w:tcPr>
           <w:p>
@@ -6346,7 +6480,7 @@
         </w:tc>
         <w:tc>
           <w:tcPr>
-            <w:tcW w:w="0" w:type="auto"/>
+            <w:tcW w:w="546" w:type="pct"/>
             <w:hideMark/>
           </w:tcPr>
           <w:p>
@@ -6368,7 +6502,7 @@
         </w:tc>
         <w:tc>
           <w:tcPr>
-            <w:tcW w:w="0" w:type="auto"/>
+            <w:tcW w:w="672" w:type="pct"/>
             <w:hideMark/>
           </w:tcPr>
           <w:p>
@@ -6390,7 +6524,7 @@
         </w:tc>
         <w:tc>
           <w:tcPr>
-            <w:tcW w:w="0" w:type="auto"/>
+            <w:tcW w:w="578" w:type="pct"/>
             <w:hideMark/>
           </w:tcPr>
           <w:p>
@@ -6412,7 +6546,7 @@
         </w:tc>
         <w:tc>
           <w:tcPr>
-            <w:tcW w:w="0" w:type="auto"/>
+            <w:tcW w:w="504" w:type="pct"/>
             <w:hideMark/>
           </w:tcPr>
           <w:p>
@@ -6436,7 +6570,7 @@
       <w:tr>
         <w:tc>
           <w:tcPr>
-            <w:tcW w:w="0" w:type="auto"/>
+            <w:tcW w:w="230" w:type="pct"/>
             <w:hideMark/>
           </w:tcPr>
           <w:p>
@@ -6458,7 +6592,7 @@
         </w:tc>
         <w:tc>
           <w:tcPr>
-            <w:tcW w:w="0" w:type="auto"/>
+            <w:tcW w:w="730" w:type="pct"/>
             <w:hideMark/>
           </w:tcPr>
           <w:p>
@@ -6480,7 +6614,7 @@
         </w:tc>
         <w:tc>
           <w:tcPr>
-            <w:tcW w:w="0" w:type="auto"/>
+            <w:tcW w:w="413" w:type="pct"/>
             <w:hideMark/>
           </w:tcPr>
           <w:p>
@@ -6502,7 +6636,7 @@
         </w:tc>
         <w:tc>
           <w:tcPr>
-            <w:tcW w:w="0" w:type="auto"/>
+            <w:tcW w:w="728" w:type="pct"/>
             <w:hideMark/>
           </w:tcPr>
           <w:p>
@@ -6524,7 +6658,7 @@
         </w:tc>
         <w:tc>
           <w:tcPr>
-            <w:tcW w:w="0" w:type="auto"/>
+            <w:tcW w:w="599" w:type="pct"/>
             <w:hideMark/>
           </w:tcPr>
           <w:p>
@@ -6546,7 +6680,7 @@
         </w:tc>
         <w:tc>
           <w:tcPr>
-            <w:tcW w:w="0" w:type="auto"/>
+            <w:tcW w:w="546" w:type="pct"/>
             <w:hideMark/>
           </w:tcPr>
           <w:p>
@@ -6568,7 +6702,7 @@
         </w:tc>
         <w:tc>
           <w:tcPr>
-            <w:tcW w:w="0" w:type="auto"/>
+            <w:tcW w:w="672" w:type="pct"/>
             <w:hideMark/>
           </w:tcPr>
           <w:p>
@@ -6590,7 +6724,7 @@
         </w:tc>
         <w:tc>
           <w:tcPr>
-            <w:tcW w:w="0" w:type="auto"/>
+            <w:tcW w:w="578" w:type="pct"/>
             <w:hideMark/>
           </w:tcPr>
           <w:p>
@@ -6612,7 +6746,7 @@
         </w:tc>
         <w:tc>
           <w:tcPr>
-            <w:tcW w:w="0" w:type="auto"/>
+            <w:tcW w:w="504" w:type="pct"/>
             <w:hideMark/>
           </w:tcPr>
           <w:p>
@@ -6636,7 +6770,7 @@
       <w:tr>
         <w:tc>
           <w:tcPr>
-            <w:tcW w:w="0" w:type="auto"/>
+            <w:tcW w:w="230" w:type="pct"/>
             <w:hideMark/>
           </w:tcPr>
           <w:p>
@@ -6658,7 +6792,7 @@
         </w:tc>
         <w:tc>
           <w:tcPr>
-            <w:tcW w:w="0" w:type="auto"/>
+            <w:tcW w:w="730" w:type="pct"/>
             <w:hideMark/>
           </w:tcPr>
           <w:p>
@@ -6680,7 +6814,7 @@
         </w:tc>
         <w:tc>
           <w:tcPr>
-            <w:tcW w:w="0" w:type="auto"/>
+            <w:tcW w:w="413" w:type="pct"/>
             <w:hideMark/>
           </w:tcPr>
           <w:p>
@@ -6702,7 +6836,7 @@
         </w:tc>
         <w:tc>
           <w:tcPr>
-            <w:tcW w:w="0" w:type="auto"/>
+            <w:tcW w:w="728" w:type="pct"/>
             <w:hideMark/>
           </w:tcPr>
           <w:p>
@@ -6724,7 +6858,7 @@
         </w:tc>
         <w:tc>
           <w:tcPr>
-            <w:tcW w:w="0" w:type="auto"/>
+            <w:tcW w:w="599" w:type="pct"/>
             <w:hideMark/>
           </w:tcPr>
           <w:p>
@@ -6746,7 +6880,7 @@
         </w:tc>
         <w:tc>
           <w:tcPr>
-            <w:tcW w:w="0" w:type="auto"/>
+            <w:tcW w:w="546" w:type="pct"/>
             <w:hideMark/>
           </w:tcPr>
           <w:p>
@@ -6768,7 +6902,7 @@
         </w:tc>
         <w:tc>
           <w:tcPr>
-            <w:tcW w:w="0" w:type="auto"/>
+            <w:tcW w:w="672" w:type="pct"/>
             <w:hideMark/>
           </w:tcPr>
           <w:p>
@@ -6790,7 +6924,7 @@
         </w:tc>
         <w:tc>
           <w:tcPr>
-            <w:tcW w:w="0" w:type="auto"/>
+            <w:tcW w:w="578" w:type="pct"/>
             <w:hideMark/>
           </w:tcPr>
           <w:p>
@@ -6812,7 +6946,7 @@
         </w:tc>
         <w:tc>
           <w:tcPr>
-            <w:tcW w:w="0" w:type="auto"/>
+            <w:tcW w:w="504" w:type="pct"/>
             <w:hideMark/>
           </w:tcPr>
           <w:p>
@@ -6836,7 +6970,7 @@
       <w:tr>
         <w:tc>
           <w:tcPr>
-            <w:tcW w:w="0" w:type="auto"/>
+            <w:tcW w:w="230" w:type="pct"/>
             <w:hideMark/>
           </w:tcPr>
           <w:p>
@@ -6858,7 +6992,7 @@
         </w:tc>
         <w:tc>
           <w:tcPr>
-            <w:tcW w:w="0" w:type="auto"/>
+            <w:tcW w:w="730" w:type="pct"/>
             <w:hideMark/>
           </w:tcPr>
           <w:p>
@@ -6880,7 +7014,7 @@
         </w:tc>
         <w:tc>
           <w:tcPr>
-            <w:tcW w:w="0" w:type="auto"/>
+            <w:tcW w:w="413" w:type="pct"/>
             <w:hideMark/>
           </w:tcPr>
           <w:p>
@@ -6902,7 +7036,7 @@
         </w:tc>
         <w:tc>
           <w:tcPr>
-            <w:tcW w:w="0" w:type="auto"/>
+            <w:tcW w:w="728" w:type="pct"/>
             <w:hideMark/>
           </w:tcPr>
           <w:p>
@@ -6924,7 +7058,7 @@
         </w:tc>
         <w:tc>
           <w:tcPr>
-            <w:tcW w:w="0" w:type="auto"/>
+            <w:tcW w:w="599" w:type="pct"/>
             <w:hideMark/>
           </w:tcPr>
           <w:p>
@@ -6946,7 +7080,7 @@
         </w:tc>
         <w:tc>
           <w:tcPr>
-            <w:tcW w:w="0" w:type="auto"/>
+            <w:tcW w:w="546" w:type="pct"/>
             <w:hideMark/>
           </w:tcPr>
           <w:p>
@@ -6968,7 +7102,7 @@
         </w:tc>
         <w:tc>
           <w:tcPr>
-            <w:tcW w:w="0" w:type="auto"/>
+            <w:tcW w:w="672" w:type="pct"/>
             <w:hideMark/>
           </w:tcPr>
           <w:p>
@@ -6990,7 +7124,7 @@
         </w:tc>
         <w:tc>
           <w:tcPr>
-            <w:tcW w:w="0" w:type="auto"/>
+            <w:tcW w:w="578" w:type="pct"/>
             <w:hideMark/>
           </w:tcPr>
           <w:p>
@@ -7012,7 +7146,7 @@
         </w:tc>
         <w:tc>
           <w:tcPr>
-            <w:tcW w:w="0" w:type="auto"/>
+            <w:tcW w:w="504" w:type="pct"/>
             <w:hideMark/>
           </w:tcPr>
           <w:p>
@@ -7036,7 +7170,7 @@
       <w:tr>
         <w:tc>
           <w:tcPr>
-            <w:tcW w:w="0" w:type="auto"/>
+            <w:tcW w:w="230" w:type="pct"/>
             <w:hideMark/>
           </w:tcPr>
           <w:p>
@@ -7058,7 +7192,7 @@
         </w:tc>
         <w:tc>
           <w:tcPr>
-            <w:tcW w:w="0" w:type="auto"/>
+            <w:tcW w:w="730" w:type="pct"/>
             <w:hideMark/>
           </w:tcPr>
           <w:p>
@@ -7080,7 +7214,7 @@
         </w:tc>
         <w:tc>
           <w:tcPr>
-            <w:tcW w:w="0" w:type="auto"/>
+            <w:tcW w:w="413" w:type="pct"/>
             <w:hideMark/>
           </w:tcPr>
           <w:p>
@@ -7102,7 +7236,7 @@
         </w:tc>
         <w:tc>
           <w:tcPr>
-            <w:tcW w:w="0" w:type="auto"/>
+            <w:tcW w:w="728" w:type="pct"/>
             <w:hideMark/>
           </w:tcPr>
           <w:p>
@@ -7124,7 +7258,7 @@
         </w:tc>
         <w:tc>
           <w:tcPr>
-            <w:tcW w:w="0" w:type="auto"/>
+            <w:tcW w:w="599" w:type="pct"/>
             <w:hideMark/>
           </w:tcPr>
           <w:p>
@@ -7146,7 +7280,7 @@
         </w:tc>
         <w:tc>
           <w:tcPr>
-            <w:tcW w:w="0" w:type="auto"/>
+            <w:tcW w:w="546" w:type="pct"/>
             <w:hideMark/>
           </w:tcPr>
           <w:p>
@@ -7168,7 +7302,7 @@
         </w:tc>
         <w:tc>
           <w:tcPr>
-            <w:tcW w:w="0" w:type="auto"/>
+            <w:tcW w:w="672" w:type="pct"/>
             <w:hideMark/>
           </w:tcPr>
           <w:p>
@@ -7190,7 +7324,7 @@
         </w:tc>
         <w:tc>
           <w:tcPr>
-            <w:tcW w:w="0" w:type="auto"/>
+            <w:tcW w:w="578" w:type="pct"/>
             <w:hideMark/>
           </w:tcPr>
           <w:p>
@@ -7212,7 +7346,7 @@
         </w:tc>
         <w:tc>
           <w:tcPr>
-            <w:tcW w:w="0" w:type="auto"/>
+            <w:tcW w:w="504" w:type="pct"/>
             <w:hideMark/>
           </w:tcPr>
           <w:p>
@@ -7236,7 +7370,7 @@
       <w:tr>
         <w:tc>
           <w:tcPr>
-            <w:tcW w:w="0" w:type="auto"/>
+            <w:tcW w:w="230" w:type="pct"/>
             <w:hideMark/>
           </w:tcPr>
           <w:p>
@@ -7258,7 +7392,7 @@
         </w:tc>
         <w:tc>
           <w:tcPr>
-            <w:tcW w:w="0" w:type="auto"/>
+            <w:tcW w:w="730" w:type="pct"/>
             <w:hideMark/>
           </w:tcPr>
           <w:p>
@@ -7280,7 +7414,7 @@
         </w:tc>
         <w:tc>
           <w:tcPr>
-            <w:tcW w:w="0" w:type="auto"/>
+            <w:tcW w:w="413" w:type="pct"/>
             <w:hideMark/>
           </w:tcPr>
           <w:p>
@@ -7302,7 +7436,7 @@
         </w:tc>
         <w:tc>
           <w:tcPr>
-            <w:tcW w:w="0" w:type="auto"/>
+            <w:tcW w:w="728" w:type="pct"/>
             <w:hideMark/>
           </w:tcPr>
           <w:p>
@@ -7324,7 +7458,7 @@
         </w:tc>
         <w:tc>
           <w:tcPr>
-            <w:tcW w:w="0" w:type="auto"/>
+            <w:tcW w:w="599" w:type="pct"/>
             <w:hideMark/>
           </w:tcPr>
           <w:p>
@@ -7346,7 +7480,7 @@
         </w:tc>
         <w:tc>
           <w:tcPr>
-            <w:tcW w:w="0" w:type="auto"/>
+            <w:tcW w:w="546" w:type="pct"/>
             <w:hideMark/>
           </w:tcPr>
           <w:p>
@@ -7368,7 +7502,7 @@
         </w:tc>
         <w:tc>
           <w:tcPr>
-            <w:tcW w:w="0" w:type="auto"/>
+            <w:tcW w:w="672" w:type="pct"/>
             <w:hideMark/>
           </w:tcPr>
           <w:p>
@@ -7390,7 +7524,7 @@
         </w:tc>
         <w:tc>
           <w:tcPr>
-            <w:tcW w:w="0" w:type="auto"/>
+            <w:tcW w:w="578" w:type="pct"/>
             <w:hideMark/>
           </w:tcPr>
           <w:p>
@@ -7412,7 +7546,7 @@
         </w:tc>
         <w:tc>
           <w:tcPr>
-            <w:tcW w:w="0" w:type="auto"/>
+            <w:tcW w:w="504" w:type="pct"/>
             <w:hideMark/>
           </w:tcPr>
           <w:p>
@@ -7436,7 +7570,7 @@
       <w:tr>
         <w:tc>
           <w:tcPr>
-            <w:tcW w:w="0" w:type="auto"/>
+            <w:tcW w:w="230" w:type="pct"/>
             <w:hideMark/>
           </w:tcPr>
           <w:p>
@@ -7458,7 +7592,7 @@
         </w:tc>
         <w:tc>
           <w:tcPr>
-            <w:tcW w:w="0" w:type="auto"/>
+            <w:tcW w:w="730" w:type="pct"/>
             <w:hideMark/>
           </w:tcPr>
           <w:p>
@@ -7480,7 +7614,7 @@
         </w:tc>
         <w:tc>
           <w:tcPr>
-            <w:tcW w:w="0" w:type="auto"/>
+            <w:tcW w:w="413" w:type="pct"/>
             <w:hideMark/>
           </w:tcPr>
           <w:p>
@@ -7502,7 +7636,7 @@
         </w:tc>
         <w:tc>
           <w:tcPr>
-            <w:tcW w:w="0" w:type="auto"/>
+            <w:tcW w:w="728" w:type="pct"/>
             <w:hideMark/>
           </w:tcPr>
           <w:p>
@@ -7524,7 +7658,7 @@
         </w:tc>
         <w:tc>
           <w:tcPr>
-            <w:tcW w:w="0" w:type="auto"/>
+            <w:tcW w:w="599" w:type="pct"/>
             <w:hideMark/>
           </w:tcPr>
           <w:p>
@@ -7546,7 +7680,7 @@
         </w:tc>
         <w:tc>
           <w:tcPr>
-            <w:tcW w:w="0" w:type="auto"/>
+            <w:tcW w:w="546" w:type="pct"/>
             <w:hideMark/>
           </w:tcPr>
           <w:p>
@@ -7568,7 +7702,7 @@
         </w:tc>
         <w:tc>
           <w:tcPr>
-            <w:tcW w:w="0" w:type="auto"/>
+            <w:tcW w:w="672" w:type="pct"/>
             <w:hideMark/>
           </w:tcPr>
           <w:p>
@@ -7590,7 +7724,7 @@
         </w:tc>
         <w:tc>
           <w:tcPr>
-            <w:tcW w:w="0" w:type="auto"/>
+            <w:tcW w:w="578" w:type="pct"/>
             <w:hideMark/>
           </w:tcPr>
           <w:p>
@@ -7612,7 +7746,7 @@
         </w:tc>
         <w:tc>
           <w:tcPr>
-            <w:tcW w:w="0" w:type="auto"/>
+            <w:tcW w:w="504" w:type="pct"/>
             <w:hideMark/>
           </w:tcPr>
           <w:p>
@@ -7636,7 +7770,7 @@
       <w:tr>
         <w:tc>
           <w:tcPr>
-            <w:tcW w:w="0" w:type="auto"/>
+            <w:tcW w:w="230" w:type="pct"/>
             <w:hideMark/>
           </w:tcPr>
           <w:p>
@@ -7658,7 +7792,7 @@
         </w:tc>
         <w:tc>
           <w:tcPr>
-            <w:tcW w:w="0" w:type="auto"/>
+            <w:tcW w:w="730" w:type="pct"/>
             <w:hideMark/>
           </w:tcPr>
           <w:p>
@@ -7680,7 +7814,7 @@
         </w:tc>
         <w:tc>
           <w:tcPr>
-            <w:tcW w:w="0" w:type="auto"/>
+            <w:tcW w:w="413" w:type="pct"/>
             <w:hideMark/>
           </w:tcPr>
           <w:p>
@@ -7702,7 +7836,7 @@
         </w:tc>
         <w:tc>
           <w:tcPr>
-            <w:tcW w:w="0" w:type="auto"/>
+            <w:tcW w:w="728" w:type="pct"/>
             <w:hideMark/>
           </w:tcPr>
           <w:p>
@@ -7724,7 +7858,7 @@
         </w:tc>
         <w:tc>
           <w:tcPr>
-            <w:tcW w:w="0" w:type="auto"/>
+            <w:tcW w:w="599" w:type="pct"/>
             <w:hideMark/>
           </w:tcPr>
           <w:p>
@@ -7746,7 +7880,7 @@
         </w:tc>
         <w:tc>
           <w:tcPr>
-            <w:tcW w:w="0" w:type="auto"/>
+            <w:tcW w:w="546" w:type="pct"/>
             <w:hideMark/>
           </w:tcPr>
           <w:p>
@@ -7768,7 +7902,7 @@
         </w:tc>
         <w:tc>
           <w:tcPr>
-            <w:tcW w:w="0" w:type="auto"/>
+            <w:tcW w:w="672" w:type="pct"/>
             <w:hideMark/>
           </w:tcPr>
           <w:p>
@@ -7790,7 +7924,7 @@
         </w:tc>
         <w:tc>
           <w:tcPr>
-            <w:tcW w:w="0" w:type="auto"/>
+            <w:tcW w:w="578" w:type="pct"/>
             <w:hideMark/>
           </w:tcPr>
           <w:p>
@@ -7812,7 +7946,7 @@
         </w:tc>
         <w:tc>
           <w:tcPr>
-            <w:tcW w:w="0" w:type="auto"/>
+            <w:tcW w:w="504" w:type="pct"/>
             <w:hideMark/>
           </w:tcPr>
           <w:p>
@@ -7836,7 +7970,7 @@
       <w:tr>
         <w:tc>
           <w:tcPr>
-            <w:tcW w:w="0" w:type="auto"/>
+            <w:tcW w:w="230" w:type="pct"/>
             <w:hideMark/>
           </w:tcPr>
           <w:p>
@@ -7858,7 +7992,7 @@
         </w:tc>
         <w:tc>
           <w:tcPr>
-            <w:tcW w:w="0" w:type="auto"/>
+            <w:tcW w:w="730" w:type="pct"/>
             <w:hideMark/>
           </w:tcPr>
           <w:p>
@@ -7880,7 +8014,7 @@
         </w:tc>
         <w:tc>
           <w:tcPr>
-            <w:tcW w:w="0" w:type="auto"/>
+            <w:tcW w:w="413" w:type="pct"/>
             <w:hideMark/>
           </w:tcPr>
           <w:p>
@@ -7902,7 +8036,7 @@
         </w:tc>
         <w:tc>
           <w:tcPr>
-            <w:tcW w:w="0" w:type="auto"/>
+            <w:tcW w:w="728" w:type="pct"/>
             <w:hideMark/>
           </w:tcPr>
           <w:p>
@@ -7924,7 +8058,7 @@
         </w:tc>
         <w:tc>
           <w:tcPr>
-            <w:tcW w:w="0" w:type="auto"/>
+            <w:tcW w:w="599" w:type="pct"/>
             <w:hideMark/>
           </w:tcPr>
           <w:p>
@@ -7946,7 +8080,7 @@
         </w:tc>
         <w:tc>
           <w:tcPr>
-            <w:tcW w:w="0" w:type="auto"/>
+            <w:tcW w:w="546" w:type="pct"/>
             <w:hideMark/>
           </w:tcPr>
           <w:p>
@@ -7968,7 +8102,7 @@
         </w:tc>
         <w:tc>
           <w:tcPr>
-            <w:tcW w:w="0" w:type="auto"/>
+            <w:tcW w:w="672" w:type="pct"/>
             <w:hideMark/>
           </w:tcPr>
           <w:p>
@@ -7990,7 +8124,7 @@
         </w:tc>
         <w:tc>
           <w:tcPr>
-            <w:tcW w:w="0" w:type="auto"/>
+            <w:tcW w:w="578" w:type="pct"/>
             <w:hideMark/>
           </w:tcPr>
           <w:p>
@@ -8012,7 +8146,7 @@
         </w:tc>
         <w:tc>
           <w:tcPr>
-            <w:tcW w:w="0" w:type="auto"/>
+            <w:tcW w:w="504" w:type="pct"/>
             <w:hideMark/>
           </w:tcPr>
           <w:p>
@@ -8036,7 +8170,7 @@
       <w:tr>
         <w:tc>
           <w:tcPr>
-            <w:tcW w:w="0" w:type="auto"/>
+            <w:tcW w:w="230" w:type="pct"/>
             <w:hideMark/>
           </w:tcPr>
           <w:p>
@@ -8058,7 +8192,7 @@
         </w:tc>
         <w:tc>
           <w:tcPr>
-            <w:tcW w:w="0" w:type="auto"/>
+            <w:tcW w:w="730" w:type="pct"/>
             <w:hideMark/>
           </w:tcPr>
           <w:p>
@@ -8080,7 +8214,7 @@
         </w:tc>
         <w:tc>
           <w:tcPr>
-            <w:tcW w:w="0" w:type="auto"/>
+            <w:tcW w:w="413" w:type="pct"/>
             <w:hideMark/>
           </w:tcPr>
           <w:p>
@@ -8102,7 +8236,7 @@
         </w:tc>
         <w:tc>
           <w:tcPr>
-            <w:tcW w:w="0" w:type="auto"/>
+            <w:tcW w:w="728" w:type="pct"/>
             <w:hideMark/>
           </w:tcPr>
           <w:p>
@@ -8124,7 +8258,7 @@
         </w:tc>
         <w:tc>
           <w:tcPr>
-            <w:tcW w:w="0" w:type="auto"/>
+            <w:tcW w:w="599" w:type="pct"/>
             <w:hideMark/>
           </w:tcPr>
           <w:p>
@@ -8146,7 +8280,7 @@
         </w:tc>
         <w:tc>
           <w:tcPr>
-            <w:tcW w:w="0" w:type="auto"/>
+            <w:tcW w:w="546" w:type="pct"/>
             <w:hideMark/>
           </w:tcPr>
           <w:p>
@@ -8168,7 +8302,7 @@
         </w:tc>
         <w:tc>
           <w:tcPr>
-            <w:tcW w:w="0" w:type="auto"/>
+            <w:tcW w:w="672" w:type="pct"/>
             <w:hideMark/>
           </w:tcPr>
           <w:p>
@@ -8190,7 +8324,7 @@
         </w:tc>
         <w:tc>
           <w:tcPr>
-            <w:tcW w:w="0" w:type="auto"/>
+            <w:tcW w:w="578" w:type="pct"/>
             <w:hideMark/>
           </w:tcPr>
           <w:p>
@@ -8212,7 +8346,7 @@
         </w:tc>
         <w:tc>
           <w:tcPr>
-            <w:tcW w:w="0" w:type="auto"/>
+            <w:tcW w:w="504" w:type="pct"/>
             <w:hideMark/>
           </w:tcPr>
           <w:p>
@@ -8236,7 +8370,7 @@
       <w:tr>
         <w:tc>
           <w:tcPr>
-            <w:tcW w:w="0" w:type="auto"/>
+            <w:tcW w:w="230" w:type="pct"/>
             <w:hideMark/>
           </w:tcPr>
           <w:p>
@@ -8258,7 +8392,7 @@
         </w:tc>
         <w:tc>
           <w:tcPr>
-            <w:tcW w:w="0" w:type="auto"/>
+            <w:tcW w:w="730" w:type="pct"/>
             <w:hideMark/>
           </w:tcPr>
           <w:p>
@@ -8280,7 +8414,7 @@
         </w:tc>
         <w:tc>
           <w:tcPr>
-            <w:tcW w:w="0" w:type="auto"/>
+            <w:tcW w:w="413" w:type="pct"/>
             <w:hideMark/>
           </w:tcPr>
           <w:p>
@@ -8302,7 +8436,7 @@
         </w:tc>
         <w:tc>
           <w:tcPr>
-            <w:tcW w:w="0" w:type="auto"/>
+            <w:tcW w:w="728" w:type="pct"/>
             <w:hideMark/>
           </w:tcPr>
           <w:p>
@@ -8324,7 +8458,7 @@
         </w:tc>
         <w:tc>
           <w:tcPr>
-            <w:tcW w:w="0" w:type="auto"/>
+            <w:tcW w:w="599" w:type="pct"/>
             <w:hideMark/>
           </w:tcPr>
           <w:p>
@@ -8346,7 +8480,7 @@
         </w:tc>
         <w:tc>
           <w:tcPr>
-            <w:tcW w:w="0" w:type="auto"/>
+            <w:tcW w:w="546" w:type="pct"/>
             <w:hideMark/>
           </w:tcPr>
           <w:p>
@@ -8368,7 +8502,7 @@
         </w:tc>
         <w:tc>
           <w:tcPr>
-            <w:tcW w:w="0" w:type="auto"/>
+            <w:tcW w:w="672" w:type="pct"/>
             <w:hideMark/>
           </w:tcPr>
           <w:p>
@@ -8390,7 +8524,7 @@
         </w:tc>
         <w:tc>
           <w:tcPr>
-            <w:tcW w:w="0" w:type="auto"/>
+            <w:tcW w:w="578" w:type="pct"/>
             <w:hideMark/>
           </w:tcPr>
           <w:p>
@@ -8412,7 +8546,7 @@
         </w:tc>
         <w:tc>
           <w:tcPr>
-            <w:tcW w:w="0" w:type="auto"/>
+            <w:tcW w:w="504" w:type="pct"/>
             <w:hideMark/>
           </w:tcPr>
           <w:p>
@@ -8436,7 +8570,7 @@
       <w:tr>
         <w:tc>
           <w:tcPr>
-            <w:tcW w:w="0" w:type="auto"/>
+            <w:tcW w:w="230" w:type="pct"/>
             <w:hideMark/>
           </w:tcPr>
           <w:p>
@@ -8458,7 +8592,7 @@
         </w:tc>
         <w:tc>
           <w:tcPr>
-            <w:tcW w:w="0" w:type="auto"/>
+            <w:tcW w:w="730" w:type="pct"/>
             <w:hideMark/>
           </w:tcPr>
           <w:p>
@@ -8480,7 +8614,7 @@
         </w:tc>
         <w:tc>
           <w:tcPr>
-            <w:tcW w:w="0" w:type="auto"/>
+            <w:tcW w:w="413" w:type="pct"/>
             <w:hideMark/>
           </w:tcPr>
           <w:p>
@@ -8502,7 +8636,7 @@
         </w:tc>
         <w:tc>
           <w:tcPr>
-            <w:tcW w:w="0" w:type="auto"/>
+            <w:tcW w:w="728" w:type="pct"/>
             <w:hideMark/>
           </w:tcPr>
           <w:p>
@@ -8524,7 +8658,7 @@
         </w:tc>
         <w:tc>
           <w:tcPr>
-            <w:tcW w:w="0" w:type="auto"/>
+            <w:tcW w:w="599" w:type="pct"/>
             <w:hideMark/>
           </w:tcPr>
           <w:p>
@@ -8546,7 +8680,7 @@
         </w:tc>
         <w:tc>
           <w:tcPr>
-            <w:tcW w:w="0" w:type="auto"/>
+            <w:tcW w:w="546" w:type="pct"/>
             <w:hideMark/>
           </w:tcPr>
           <w:p>
@@ -8568,7 +8702,7 @@
         </w:tc>
         <w:tc>
           <w:tcPr>
-            <w:tcW w:w="0" w:type="auto"/>
+            <w:tcW w:w="672" w:type="pct"/>
             <w:hideMark/>
           </w:tcPr>
           <w:p>
@@ -8590,7 +8724,7 @@
         </w:tc>
         <w:tc>
           <w:tcPr>
-            <w:tcW w:w="0" w:type="auto"/>
+            <w:tcW w:w="578" w:type="pct"/>
             <w:hideMark/>
           </w:tcPr>
           <w:p>
@@ -8612,7 +8746,7 @@
         </w:tc>
         <w:tc>
           <w:tcPr>
-            <w:tcW w:w="0" w:type="auto"/>
+            <w:tcW w:w="504" w:type="pct"/>
             <w:hideMark/>
           </w:tcPr>
           <w:p>
@@ -8636,29 +8770,30 @@
       <w:tr>
         <w:tc>
           <w:tcPr>
-            <w:tcW w:w="0" w:type="auto"/>
-            <w:hideMark/>
-          </w:tcPr>
-          <w:p>
-            <w:pPr>
-              <w:spacing w:after="160" w:line="259" w:lineRule="auto"/>
-              <w:rPr>
-                <w:sz w:val="18"/>
-                <w:szCs w:val="18"/>
-              </w:rPr>
-            </w:pPr>
-            <w:r>
-              <w:rPr>
-                <w:sz w:val="18"/>
-                <w:szCs w:val="18"/>
-              </w:rPr>
+            <w:tcW w:w="230" w:type="pct"/>
+            <w:hideMark/>
+          </w:tcPr>
+          <w:p>
+            <w:pPr>
+              <w:spacing w:after="160" w:line="259" w:lineRule="auto"/>
+              <w:rPr>
+                <w:sz w:val="18"/>
+                <w:szCs w:val="18"/>
+              </w:rPr>
+            </w:pPr>
+            <w:r>
+              <w:rPr>
+                <w:sz w:val="18"/>
+                <w:szCs w:val="18"/>
+              </w:rPr>
+              <w:lastRenderedPageBreak/>
               <w:t>13</w:t>
             </w:r>
           </w:p>
         </w:tc>
         <w:tc>
           <w:tcPr>
-            <w:tcW w:w="0" w:type="auto"/>
+            <w:tcW w:w="730" w:type="pct"/>
             <w:hideMark/>
           </w:tcPr>
           <w:p>
@@ -8680,7 +8815,7 @@
         </w:tc>
         <w:tc>
           <w:tcPr>
-            <w:tcW w:w="0" w:type="auto"/>
+            <w:tcW w:w="413" w:type="pct"/>
             <w:hideMark/>
           </w:tcPr>
           <w:p>
@@ -8702,7 +8837,7 @@
         </w:tc>
         <w:tc>
           <w:tcPr>
-            <w:tcW w:w="0" w:type="auto"/>
+            <w:tcW w:w="728" w:type="pct"/>
             <w:hideMark/>
           </w:tcPr>
           <w:p>
@@ -8724,7 +8859,7 @@
         </w:tc>
         <w:tc>
           <w:tcPr>
-            <w:tcW w:w="0" w:type="auto"/>
+            <w:tcW w:w="599" w:type="pct"/>
             <w:hideMark/>
           </w:tcPr>
           <w:p>
@@ -8746,7 +8881,7 @@
         </w:tc>
         <w:tc>
           <w:tcPr>
-            <w:tcW w:w="0" w:type="auto"/>
+            <w:tcW w:w="546" w:type="pct"/>
             <w:hideMark/>
           </w:tcPr>
           <w:p>
@@ -8768,7 +8903,7 @@
         </w:tc>
         <w:tc>
           <w:tcPr>
-            <w:tcW w:w="0" w:type="auto"/>
+            <w:tcW w:w="672" w:type="pct"/>
             <w:hideMark/>
           </w:tcPr>
           <w:p>
@@ -8790,7 +8925,7 @@
         </w:tc>
         <w:tc>
           <w:tcPr>
-            <w:tcW w:w="0" w:type="auto"/>
+            <w:tcW w:w="578" w:type="pct"/>
             <w:hideMark/>
           </w:tcPr>
           <w:p>
@@ -8812,7 +8947,7 @@
         </w:tc>
         <w:tc>
           <w:tcPr>
-            <w:tcW w:w="0" w:type="auto"/>
+            <w:tcW w:w="504" w:type="pct"/>
             <w:hideMark/>
           </w:tcPr>
           <w:p>
@@ -8836,7 +8971,7 @@
       <w:tr>
         <w:tc>
           <w:tcPr>
-            <w:tcW w:w="0" w:type="auto"/>
+            <w:tcW w:w="230" w:type="pct"/>
             <w:hideMark/>
           </w:tcPr>
           <w:p>
@@ -8858,7 +8993,7 @@
         </w:tc>
         <w:tc>
           <w:tcPr>
-            <w:tcW w:w="0" w:type="auto"/>
+            <w:tcW w:w="730" w:type="pct"/>
             <w:hideMark/>
           </w:tcPr>
           <w:p>
@@ -8880,7 +9015,7 @@
         </w:tc>
         <w:tc>
           <w:tcPr>
-            <w:tcW w:w="0" w:type="auto"/>
+            <w:tcW w:w="413" w:type="pct"/>
             <w:hideMark/>
           </w:tcPr>
           <w:p>
@@ -8902,7 +9037,7 @@
         </w:tc>
         <w:tc>
           <w:tcPr>
-            <w:tcW w:w="0" w:type="auto"/>
+            <w:tcW w:w="728" w:type="pct"/>
             <w:hideMark/>
           </w:tcPr>
           <w:p>
@@ -8924,7 +9059,7 @@
         </w:tc>
         <w:tc>
           <w:tcPr>
-            <w:tcW w:w="0" w:type="auto"/>
+            <w:tcW w:w="599" w:type="pct"/>
             <w:hideMark/>
           </w:tcPr>
           <w:p>
@@ -8946,7 +9081,7 @@
         </w:tc>
         <w:tc>
           <w:tcPr>
-            <w:tcW w:w="0" w:type="auto"/>
+            <w:tcW w:w="546" w:type="pct"/>
             <w:hideMark/>
           </w:tcPr>
           <w:p>
@@ -8968,7 +9103,7 @@
         </w:tc>
         <w:tc>
           <w:tcPr>
-            <w:tcW w:w="0" w:type="auto"/>
+            <w:tcW w:w="672" w:type="pct"/>
             <w:hideMark/>
           </w:tcPr>
           <w:p>
@@ -8990,7 +9125,7 @@
         </w:tc>
         <w:tc>
           <w:tcPr>
-            <w:tcW w:w="0" w:type="auto"/>
+            <w:tcW w:w="578" w:type="pct"/>
             <w:hideMark/>
           </w:tcPr>
           <w:p>
@@ -9012,7 +9147,7 @@
         </w:tc>
         <w:tc>
           <w:tcPr>
-            <w:tcW w:w="0" w:type="auto"/>
+            <w:tcW w:w="504" w:type="pct"/>
             <w:hideMark/>
           </w:tcPr>
           <w:p>
@@ -9036,7 +9171,7 @@
       <w:tr>
         <w:tc>
           <w:tcPr>
-            <w:tcW w:w="0" w:type="auto"/>
+            <w:tcW w:w="230" w:type="pct"/>
             <w:hideMark/>
           </w:tcPr>
           <w:p>
@@ -9058,7 +9193,7 @@
         </w:tc>
         <w:tc>
           <w:tcPr>
-            <w:tcW w:w="0" w:type="auto"/>
+            <w:tcW w:w="730" w:type="pct"/>
             <w:hideMark/>
           </w:tcPr>
           <w:p>
@@ -9080,7 +9215,7 @@
         </w:tc>
         <w:tc>
           <w:tcPr>
-            <w:tcW w:w="0" w:type="auto"/>
+            <w:tcW w:w="413" w:type="pct"/>
             <w:hideMark/>
           </w:tcPr>
           <w:p>
@@ -9102,7 +9237,7 @@
         </w:tc>
         <w:tc>
           <w:tcPr>
-            <w:tcW w:w="0" w:type="auto"/>
+            <w:tcW w:w="728" w:type="pct"/>
             <w:hideMark/>
           </w:tcPr>
           <w:p>
@@ -9124,7 +9259,7 @@
         </w:tc>
         <w:tc>
           <w:tcPr>
-            <w:tcW w:w="0" w:type="auto"/>
+            <w:tcW w:w="599" w:type="pct"/>
             <w:hideMark/>
           </w:tcPr>
           <w:p>
@@ -9146,7 +9281,7 @@
         </w:tc>
         <w:tc>
           <w:tcPr>
-            <w:tcW w:w="0" w:type="auto"/>
+            <w:tcW w:w="546" w:type="pct"/>
             <w:hideMark/>
           </w:tcPr>
           <w:p>
@@ -9168,7 +9303,7 @@
         </w:tc>
         <w:tc>
           <w:tcPr>
-            <w:tcW w:w="0" w:type="auto"/>
+            <w:tcW w:w="672" w:type="pct"/>
             <w:hideMark/>
           </w:tcPr>
           <w:p>
@@ -9190,7 +9325,7 @@
         </w:tc>
         <w:tc>
           <w:tcPr>
-            <w:tcW w:w="0" w:type="auto"/>
+            <w:tcW w:w="578" w:type="pct"/>
             <w:hideMark/>
           </w:tcPr>
           <w:p>
@@ -9212,7 +9347,7 @@
         </w:tc>
         <w:tc>
           <w:tcPr>
-            <w:tcW w:w="0" w:type="auto"/>
+            <w:tcW w:w="504" w:type="pct"/>
             <w:hideMark/>
           </w:tcPr>
           <w:p>
@@ -9236,7 +9371,7 @@
       <w:tr>
         <w:tc>
           <w:tcPr>
-            <w:tcW w:w="0" w:type="auto"/>
+            <w:tcW w:w="230" w:type="pct"/>
             <w:hideMark/>
           </w:tcPr>
           <w:p>
@@ -9258,7 +9393,7 @@
         </w:tc>
         <w:tc>
           <w:tcPr>
-            <w:tcW w:w="0" w:type="auto"/>
+            <w:tcW w:w="730" w:type="pct"/>
             <w:hideMark/>
           </w:tcPr>
           <w:p>
@@ -9280,7 +9415,7 @@
         </w:tc>
         <w:tc>
           <w:tcPr>
-            <w:tcW w:w="0" w:type="auto"/>
+            <w:tcW w:w="413" w:type="pct"/>
             <w:hideMark/>
           </w:tcPr>
           <w:p>
@@ -9302,7 +9437,7 @@
         </w:tc>
         <w:tc>
           <w:tcPr>
-            <w:tcW w:w="0" w:type="auto"/>
+            <w:tcW w:w="728" w:type="pct"/>
             <w:hideMark/>
           </w:tcPr>
           <w:p>
@@ -9324,7 +9459,7 @@
         </w:tc>
         <w:tc>
           <w:tcPr>
-            <w:tcW w:w="0" w:type="auto"/>
+            <w:tcW w:w="599" w:type="pct"/>
             <w:hideMark/>
           </w:tcPr>
           <w:p>
@@ -9346,7 +9481,7 @@
         </w:tc>
         <w:tc>
           <w:tcPr>
-            <w:tcW w:w="0" w:type="auto"/>
+            <w:tcW w:w="546" w:type="pct"/>
             <w:hideMark/>
           </w:tcPr>
           <w:p>
@@ -9368,7 +9503,7 @@
         </w:tc>
         <w:tc>
           <w:tcPr>
-            <w:tcW w:w="0" w:type="auto"/>
+            <w:tcW w:w="672" w:type="pct"/>
             <w:hideMark/>
           </w:tcPr>
           <w:p>
@@ -9390,7 +9525,7 @@
         </w:tc>
         <w:tc>
           <w:tcPr>
-            <w:tcW w:w="0" w:type="auto"/>
+            <w:tcW w:w="578" w:type="pct"/>
             <w:hideMark/>
           </w:tcPr>
           <w:p>
@@ -9412,7 +9547,7 @@
         </w:tc>
         <w:tc>
           <w:tcPr>
-            <w:tcW w:w="0" w:type="auto"/>
+            <w:tcW w:w="504" w:type="pct"/>
             <w:hideMark/>
           </w:tcPr>
           <w:p>
@@ -9436,7 +9571,7 @@
       <w:tr>
         <w:tc>
           <w:tcPr>
-            <w:tcW w:w="0" w:type="auto"/>
+            <w:tcW w:w="230" w:type="pct"/>
             <w:hideMark/>
           </w:tcPr>
           <w:p>
@@ -9458,7 +9593,7 @@
         </w:tc>
         <w:tc>
           <w:tcPr>
-            <w:tcW w:w="0" w:type="auto"/>
+            <w:tcW w:w="730" w:type="pct"/>
             <w:hideMark/>
           </w:tcPr>
           <w:p>
@@ -9480,7 +9615,7 @@
         </w:tc>
         <w:tc>
           <w:tcPr>
-            <w:tcW w:w="0" w:type="auto"/>
+            <w:tcW w:w="413" w:type="pct"/>
             <w:hideMark/>
           </w:tcPr>
           <w:p>
@@ -9502,7 +9637,7 @@
         </w:tc>
         <w:tc>
           <w:tcPr>
-            <w:tcW w:w="0" w:type="auto"/>
+            <w:tcW w:w="728" w:type="pct"/>
             <w:hideMark/>
           </w:tcPr>
           <w:p>
@@ -9524,7 +9659,7 @@
         </w:tc>
         <w:tc>
           <w:tcPr>
-            <w:tcW w:w="0" w:type="auto"/>
+            <w:tcW w:w="599" w:type="pct"/>
             <w:hideMark/>
           </w:tcPr>
           <w:p>
@@ -9546,7 +9681,7 @@
         </w:tc>
         <w:tc>
           <w:tcPr>
-            <w:tcW w:w="0" w:type="auto"/>
+            <w:tcW w:w="546" w:type="pct"/>
             <w:hideMark/>
           </w:tcPr>
           <w:p>
@@ -9568,7 +9703,7 @@
         </w:tc>
         <w:tc>
           <w:tcPr>
-            <w:tcW w:w="0" w:type="auto"/>
+            <w:tcW w:w="672" w:type="pct"/>
             <w:hideMark/>
           </w:tcPr>
           <w:p>
@@ -9590,7 +9725,7 @@
         </w:tc>
         <w:tc>
           <w:tcPr>
-            <w:tcW w:w="0" w:type="auto"/>
+            <w:tcW w:w="578" w:type="pct"/>
             <w:hideMark/>
           </w:tcPr>
           <w:p>
@@ -9612,7 +9747,7 @@
         </w:tc>
         <w:tc>
           <w:tcPr>
-            <w:tcW w:w="0" w:type="auto"/>
+            <w:tcW w:w="504" w:type="pct"/>
             <w:hideMark/>
           </w:tcPr>
           <w:p>
@@ -9636,7 +9771,7 @@
       <w:tr>
         <w:tc>
           <w:tcPr>
-            <w:tcW w:w="0" w:type="auto"/>
+            <w:tcW w:w="230" w:type="pct"/>
             <w:hideMark/>
           </w:tcPr>
           <w:p>
@@ -9658,7 +9793,7 @@
         </w:tc>
         <w:tc>
           <w:tcPr>
-            <w:tcW w:w="0" w:type="auto"/>
+            <w:tcW w:w="730" w:type="pct"/>
             <w:hideMark/>
           </w:tcPr>
           <w:p>
@@ -9680,7 +9815,7 @@
         </w:tc>
         <w:tc>
           <w:tcPr>
-            <w:tcW w:w="0" w:type="auto"/>
+            <w:tcW w:w="413" w:type="pct"/>
             <w:hideMark/>
           </w:tcPr>
           <w:p>
@@ -9702,7 +9837,7 @@
         </w:tc>
         <w:tc>
           <w:tcPr>
-            <w:tcW w:w="0" w:type="auto"/>
+            <w:tcW w:w="728" w:type="pct"/>
             <w:hideMark/>
           </w:tcPr>
           <w:p>
@@ -9724,7 +9859,7 @@
         </w:tc>
         <w:tc>
           <w:tcPr>
-            <w:tcW w:w="0" w:type="auto"/>
+            <w:tcW w:w="599" w:type="pct"/>
             <w:hideMark/>
           </w:tcPr>
           <w:p>
@@ -9746,7 +9881,7 @@
         </w:tc>
         <w:tc>
           <w:tcPr>
-            <w:tcW w:w="0" w:type="auto"/>
+            <w:tcW w:w="546" w:type="pct"/>
             <w:hideMark/>
           </w:tcPr>
           <w:p>
@@ -9768,7 +9903,7 @@
         </w:tc>
         <w:tc>
           <w:tcPr>
-            <w:tcW w:w="0" w:type="auto"/>
+            <w:tcW w:w="672" w:type="pct"/>
             <w:hideMark/>
           </w:tcPr>
           <w:p>
@@ -9790,7 +9925,7 @@
         </w:tc>
         <w:tc>
           <w:tcPr>
-            <w:tcW w:w="0" w:type="auto"/>
+            <w:tcW w:w="578" w:type="pct"/>
             <w:hideMark/>
           </w:tcPr>
           <w:p>
@@ -9812,7 +9947,7 @@
         </w:tc>
         <w:tc>
           <w:tcPr>
-            <w:tcW w:w="0" w:type="auto"/>
+            <w:tcW w:w="504" w:type="pct"/>
             <w:hideMark/>
           </w:tcPr>
           <w:p>
@@ -9838,9 +9973,8 @@
       <w:pPr>
         <w:pStyle w:val="Ttulo2"/>
       </w:pPr>
-      <w:bookmarkStart w:id="7" w:name="_Toc242982534"/>
+      <w:bookmarkStart w:id="7" w:name="_Toc243037598"/>
       <w:r>
-        <w:lastRenderedPageBreak/>
         <w:t>2.3 Tabla de cálculo de ruta crítica mediante PERT</w:t>
       </w:r>
       <w:bookmarkEnd w:id="7"/>
@@ -12920,6 +13054,7 @@
           <w:sz w:val="18"/>
           <w:szCs w:val="18"/>
         </w:rPr>
+        <w:lastRenderedPageBreak/>
         <w:t>Rutas críticas:</w:t>
       </w:r>
     </w:p>
@@ -12975,7 +13110,7 @@
       <w:pPr>
         <w:pStyle w:val="Ttulo3"/>
       </w:pPr>
-      <w:bookmarkStart w:id="8" w:name="_Toc242982535"/>
+      <w:bookmarkStart w:id="8" w:name="_Toc243037599"/>
       <w:r>
         <w:t>Resumen de la ruta crítica</w:t>
       </w:r>
@@ -13510,9 +13645,8 @@
       <w:pPr>
         <w:pStyle w:val="Ttulo2"/>
       </w:pPr>
-      <w:bookmarkStart w:id="9" w:name="_Toc242982536"/>
+      <w:bookmarkStart w:id="9" w:name="_Toc243037600"/>
       <w:r>
-        <w:lastRenderedPageBreak/>
         <w:t>2.4 Tabla de hitos de control</w:t>
       </w:r>
       <w:bookmarkEnd w:id="9"/>
@@ -13529,10 +13663,10 @@
         <w:tblLook w:val="04A0" w:firstRow="1" w:lastRow="0" w:firstColumn="1" w:lastColumn="0" w:noHBand="0" w:noVBand="1"/>
       </w:tblPr>
       <w:tblGrid>
-        <w:gridCol w:w="640"/>
-        <w:gridCol w:w="2441"/>
-        <w:gridCol w:w="1572"/>
-        <w:gridCol w:w="3841"/>
+        <w:gridCol w:w="563"/>
+        <w:gridCol w:w="2317"/>
+        <w:gridCol w:w="1444"/>
+        <w:gridCol w:w="4170"/>
       </w:tblGrid>
       <w:tr>
         <w:tc>
@@ -13546,12 +13680,16 @@
               <w:rPr>
                 <w:b/>
                 <w:bCs/>
+                <w:sz w:val="18"/>
+                <w:szCs w:val="18"/>
               </w:rPr>
             </w:pPr>
             <w:r>
               <w:rPr>
                 <w:b/>
                 <w:bCs/>
+                <w:sz w:val="18"/>
+                <w:szCs w:val="18"/>
               </w:rPr>
               <w:t>Hito</w:t>
             </w:r>
@@ -13568,12 +13706,16 @@
               <w:rPr>
                 <w:b/>
                 <w:bCs/>
+                <w:sz w:val="18"/>
+                <w:szCs w:val="18"/>
               </w:rPr>
             </w:pPr>
             <w:r>
               <w:rPr>
                 <w:b/>
                 <w:bCs/>
+                <w:sz w:val="18"/>
+                <w:szCs w:val="18"/>
               </w:rPr>
               <w:t>Descripción</w:t>
             </w:r>
@@ -13590,12 +13732,16 @@
               <w:rPr>
                 <w:b/>
                 <w:bCs/>
+                <w:sz w:val="18"/>
+                <w:szCs w:val="18"/>
               </w:rPr>
             </w:pPr>
             <w:r>
               <w:rPr>
                 <w:b/>
                 <w:bCs/>
+                <w:sz w:val="18"/>
+                <w:szCs w:val="18"/>
               </w:rPr>
               <w:t>Fecha base</w:t>
             </w:r>
@@ -13612,12 +13758,16 @@
               <w:rPr>
                 <w:b/>
                 <w:bCs/>
+                <w:sz w:val="18"/>
+                <w:szCs w:val="18"/>
               </w:rPr>
             </w:pPr>
             <w:r>
               <w:rPr>
                 <w:b/>
                 <w:bCs/>
+                <w:sz w:val="18"/>
+                <w:szCs w:val="18"/>
               </w:rPr>
               <w:t>Condición de salida</w:t>
             </w:r>
@@ -13633,8 +13783,16 @@
           <w:p>
             <w:pPr>
               <w:spacing w:after="160" w:line="259" w:lineRule="auto"/>
-            </w:pPr>
-            <w:r>
+              <w:rPr>
+                <w:sz w:val="18"/>
+                <w:szCs w:val="18"/>
+              </w:rPr>
+            </w:pPr>
+            <w:r>
+              <w:rPr>
+                <w:sz w:val="18"/>
+                <w:szCs w:val="18"/>
+              </w:rPr>
               <w:t>H1</w:t>
             </w:r>
           </w:p>
@@ -13647,8 +13805,16 @@
           <w:p>
             <w:pPr>
               <w:spacing w:after="160" w:line="259" w:lineRule="auto"/>
-            </w:pPr>
-            <w:r>
+              <w:rPr>
+                <w:sz w:val="18"/>
+                <w:szCs w:val="18"/>
+              </w:rPr>
+            </w:pPr>
+            <w:r>
+              <w:rPr>
+                <w:sz w:val="18"/>
+                <w:szCs w:val="18"/>
+              </w:rPr>
               <w:t>Acta de inicio aprobada</w:t>
             </w:r>
           </w:p>
@@ -13661,8 +13827,16 @@
           <w:p>
             <w:pPr>
               <w:spacing w:after="160" w:line="259" w:lineRule="auto"/>
-            </w:pPr>
-            <w:r>
+              <w:rPr>
+                <w:sz w:val="18"/>
+                <w:szCs w:val="18"/>
+              </w:rPr>
+            </w:pPr>
+            <w:r>
+              <w:rPr>
+                <w:sz w:val="18"/>
+                <w:szCs w:val="18"/>
+              </w:rPr>
               <w:t>12 de agosto de 2026</w:t>
             </w:r>
           </w:p>
@@ -13675,8 +13849,16 @@
           <w:p>
             <w:pPr>
               <w:spacing w:after="160" w:line="259" w:lineRule="auto"/>
-            </w:pPr>
-            <w:r>
+              <w:rPr>
+                <w:sz w:val="18"/>
+                <w:szCs w:val="18"/>
+              </w:rPr>
+            </w:pPr>
+            <w:r>
+              <w:rPr>
+                <w:sz w:val="18"/>
+                <w:szCs w:val="18"/>
+              </w:rPr>
               <w:t>Acta aprobada por el patrocinador, con objetivo, responsable y autorización para comenzar</w:t>
             </w:r>
           </w:p>
@@ -13691,8 +13873,16 @@
           <w:p>
             <w:pPr>
               <w:spacing w:after="160" w:line="259" w:lineRule="auto"/>
-            </w:pPr>
-            <w:r>
+              <w:rPr>
+                <w:sz w:val="18"/>
+                <w:szCs w:val="18"/>
+              </w:rPr>
+            </w:pPr>
+            <w:r>
+              <w:rPr>
+                <w:sz w:val="18"/>
+                <w:szCs w:val="18"/>
+              </w:rPr>
               <w:t>H2</w:t>
             </w:r>
           </w:p>
@@ -13705,8 +13895,16 @@
           <w:p>
             <w:pPr>
               <w:spacing w:after="160" w:line="259" w:lineRule="auto"/>
-            </w:pPr>
-            <w:r>
+              <w:rPr>
+                <w:sz w:val="18"/>
+                <w:szCs w:val="18"/>
+              </w:rPr>
+            </w:pPr>
+            <w:r>
+              <w:rPr>
+                <w:sz w:val="18"/>
+                <w:szCs w:val="18"/>
+              </w:rPr>
               <w:t>Alcance y línea base aprobados</w:t>
             </w:r>
           </w:p>
@@ -13719,8 +13917,16 @@
           <w:p>
             <w:pPr>
               <w:spacing w:after="160" w:line="259" w:lineRule="auto"/>
-            </w:pPr>
-            <w:r>
+              <w:rPr>
+                <w:sz w:val="18"/>
+                <w:szCs w:val="18"/>
+              </w:rPr>
+            </w:pPr>
+            <w:r>
+              <w:rPr>
+                <w:sz w:val="18"/>
+                <w:szCs w:val="18"/>
+              </w:rPr>
               <w:t>9 de septiembre de 2026</w:t>
             </w:r>
           </w:p>
@@ -13733,8 +13939,16 @@
           <w:p>
             <w:pPr>
               <w:spacing w:after="160" w:line="259" w:lineRule="auto"/>
-            </w:pPr>
-            <w:r>
+              <w:rPr>
+                <w:sz w:val="18"/>
+                <w:szCs w:val="18"/>
+              </w:rPr>
+            </w:pPr>
+            <w:r>
+              <w:rPr>
+                <w:sz w:val="18"/>
+                <w:szCs w:val="18"/>
+              </w:rPr>
               <w:t>Requisitos, arquitectura y planes de cronograma, costo, calidad y riesgos revisados y aprobados</w:t>
             </w:r>
           </w:p>
@@ -13749,8 +13963,16 @@
           <w:p>
             <w:pPr>
               <w:spacing w:after="160" w:line="259" w:lineRule="auto"/>
-            </w:pPr>
-            <w:r>
+              <w:rPr>
+                <w:sz w:val="18"/>
+                <w:szCs w:val="18"/>
+              </w:rPr>
+            </w:pPr>
+            <w:r>
+              <w:rPr>
+                <w:sz w:val="18"/>
+                <w:szCs w:val="18"/>
+              </w:rPr>
               <w:t>H3</w:t>
             </w:r>
           </w:p>
@@ -13763,8 +13985,16 @@
           <w:p>
             <w:pPr>
               <w:spacing w:after="160" w:line="259" w:lineRule="auto"/>
-            </w:pPr>
-            <w:r>
+              <w:rPr>
+                <w:sz w:val="18"/>
+                <w:szCs w:val="18"/>
+              </w:rPr>
+            </w:pPr>
+            <w:r>
+              <w:rPr>
+                <w:sz w:val="18"/>
+                <w:szCs w:val="18"/>
+              </w:rPr>
               <w:t>Funcionalidades del MVP integradas y aceptadas</w:t>
             </w:r>
           </w:p>
@@ -13777,8 +14007,16 @@
           <w:p>
             <w:pPr>
               <w:spacing w:after="160" w:line="259" w:lineRule="auto"/>
-            </w:pPr>
-            <w:r>
+              <w:rPr>
+                <w:sz w:val="18"/>
+                <w:szCs w:val="18"/>
+              </w:rPr>
+            </w:pPr>
+            <w:r>
+              <w:rPr>
+                <w:sz w:val="18"/>
+                <w:szCs w:val="18"/>
+              </w:rPr>
               <w:t>9 de noviembre de 2026</w:t>
             </w:r>
           </w:p>
@@ -13791,8 +14029,16 @@
           <w:p>
             <w:pPr>
               <w:spacing w:after="160" w:line="259" w:lineRule="auto"/>
-            </w:pPr>
-            <w:r>
+              <w:rPr>
+                <w:sz w:val="18"/>
+                <w:szCs w:val="18"/>
+              </w:rPr>
+            </w:pPr>
+            <w:r>
+              <w:rPr>
+                <w:sz w:val="18"/>
+                <w:szCs w:val="18"/>
+              </w:rPr>
               <w:t>Pruebas unitarias, de integración, E2E, de seguridad y de aceptación de usuario completadas; defectos bloqueantes resueltos</w:t>
             </w:r>
           </w:p>
@@ -13807,8 +14053,16 @@
           <w:p>
             <w:pPr>
               <w:spacing w:after="160" w:line="259" w:lineRule="auto"/>
-            </w:pPr>
-            <w:r>
+              <w:rPr>
+                <w:sz w:val="18"/>
+                <w:szCs w:val="18"/>
+              </w:rPr>
+            </w:pPr>
+            <w:r>
+              <w:rPr>
+                <w:sz w:val="18"/>
+                <w:szCs w:val="18"/>
+              </w:rPr>
               <w:t>H4</w:t>
             </w:r>
           </w:p>
@@ -13821,8 +14075,16 @@
           <w:p>
             <w:pPr>
               <w:spacing w:after="160" w:line="259" w:lineRule="auto"/>
-            </w:pPr>
-            <w:r>
+              <w:rPr>
+                <w:sz w:val="18"/>
+                <w:szCs w:val="18"/>
+              </w:rPr>
+            </w:pPr>
+            <w:r>
+              <w:rPr>
+                <w:sz w:val="18"/>
+                <w:szCs w:val="18"/>
+              </w:rPr>
               <w:t>Despliegue y transferencia completados</w:t>
             </w:r>
           </w:p>
@@ -13835,8 +14097,16 @@
           <w:p>
             <w:pPr>
               <w:spacing w:after="160" w:line="259" w:lineRule="auto"/>
-            </w:pPr>
-            <w:r>
+              <w:rPr>
+                <w:sz w:val="18"/>
+                <w:szCs w:val="18"/>
+              </w:rPr>
+            </w:pPr>
+            <w:r>
+              <w:rPr>
+                <w:sz w:val="18"/>
+                <w:szCs w:val="18"/>
+              </w:rPr>
               <w:t>14 de noviembre de 2026</w:t>
             </w:r>
           </w:p>
@@ -13849,8 +14119,16 @@
           <w:p>
             <w:pPr>
               <w:spacing w:after="160" w:line="259" w:lineRule="auto"/>
-            </w:pPr>
-            <w:r>
+              <w:rPr>
+                <w:sz w:val="18"/>
+                <w:szCs w:val="18"/>
+              </w:rPr>
+            </w:pPr>
+            <w:r>
+              <w:rPr>
+                <w:sz w:val="18"/>
+                <w:szCs w:val="18"/>
+              </w:rPr>
               <w:t>Aplicación liberada en los ambientes previstos; guía y capacitación entregadas al negocio</w:t>
             </w:r>
           </w:p>
@@ -13865,8 +14143,16 @@
           <w:p>
             <w:pPr>
               <w:spacing w:after="160" w:line="259" w:lineRule="auto"/>
-            </w:pPr>
-            <w:r>
+              <w:rPr>
+                <w:sz w:val="18"/>
+                <w:szCs w:val="18"/>
+              </w:rPr>
+            </w:pPr>
+            <w:r>
+              <w:rPr>
+                <w:sz w:val="18"/>
+                <w:szCs w:val="18"/>
+              </w:rPr>
               <w:t>H5</w:t>
             </w:r>
           </w:p>
@@ -13879,8 +14165,16 @@
           <w:p>
             <w:pPr>
               <w:spacing w:after="160" w:line="259" w:lineRule="auto"/>
-            </w:pPr>
-            <w:r>
+              <w:rPr>
+                <w:sz w:val="18"/>
+                <w:szCs w:val="18"/>
+              </w:rPr>
+            </w:pPr>
+            <w:r>
+              <w:rPr>
+                <w:sz w:val="18"/>
+                <w:szCs w:val="18"/>
+              </w:rPr>
               <w:t>Entrega formal aceptada</w:t>
             </w:r>
           </w:p>
@@ -13893,8 +14187,16 @@
           <w:p>
             <w:pPr>
               <w:spacing w:after="160" w:line="259" w:lineRule="auto"/>
-            </w:pPr>
-            <w:r>
+              <w:rPr>
+                <w:sz w:val="18"/>
+                <w:szCs w:val="18"/>
+              </w:rPr>
+            </w:pPr>
+            <w:r>
+              <w:rPr>
+                <w:sz w:val="18"/>
+                <w:szCs w:val="18"/>
+              </w:rPr>
               <w:t>17 de noviembre de 2026</w:t>
             </w:r>
           </w:p>
@@ -13907,8 +14209,16 @@
           <w:p>
             <w:pPr>
               <w:spacing w:after="160" w:line="259" w:lineRule="auto"/>
-            </w:pPr>
-            <w:r>
+              <w:rPr>
+                <w:sz w:val="18"/>
+                <w:szCs w:val="18"/>
+              </w:rPr>
+            </w:pPr>
+            <w:r>
+              <w:rPr>
+                <w:sz w:val="18"/>
+                <w:szCs w:val="18"/>
+              </w:rPr>
               <w:t>Acta de aceptación firmada y entregables transferidos al responsable del negocio</w:t>
             </w:r>
           </w:p>
@@ -13923,8 +14233,16 @@
           <w:p>
             <w:pPr>
               <w:spacing w:after="160" w:line="259" w:lineRule="auto"/>
-            </w:pPr>
-            <w:r>
+              <w:rPr>
+                <w:sz w:val="18"/>
+                <w:szCs w:val="18"/>
+              </w:rPr>
+            </w:pPr>
+            <w:r>
+              <w:rPr>
+                <w:sz w:val="18"/>
+                <w:szCs w:val="18"/>
+              </w:rPr>
               <w:t>H6</w:t>
             </w:r>
           </w:p>
@@ -13937,8 +14255,16 @@
           <w:p>
             <w:pPr>
               <w:spacing w:after="160" w:line="259" w:lineRule="auto"/>
-            </w:pPr>
-            <w:r>
+              <w:rPr>
+                <w:sz w:val="18"/>
+                <w:szCs w:val="18"/>
+              </w:rPr>
+            </w:pPr>
+            <w:r>
+              <w:rPr>
+                <w:sz w:val="18"/>
+                <w:szCs w:val="18"/>
+              </w:rPr>
               <w:t>Proyecto cerrado</w:t>
             </w:r>
           </w:p>
@@ -13951,8 +14277,16 @@
           <w:p>
             <w:pPr>
               <w:spacing w:after="160" w:line="259" w:lineRule="auto"/>
-            </w:pPr>
-            <w:r>
+              <w:rPr>
+                <w:sz w:val="18"/>
+                <w:szCs w:val="18"/>
+              </w:rPr>
+            </w:pPr>
+            <w:r>
+              <w:rPr>
+                <w:sz w:val="18"/>
+                <w:szCs w:val="18"/>
+              </w:rPr>
               <w:t>20 de noviembre de 2026</w:t>
             </w:r>
           </w:p>
@@ -13965,8 +14299,16 @@
           <w:p>
             <w:pPr>
               <w:spacing w:after="160" w:line="259" w:lineRule="auto"/>
-            </w:pPr>
-            <w:r>
+              <w:rPr>
+                <w:sz w:val="18"/>
+                <w:szCs w:val="18"/>
+              </w:rPr>
+            </w:pPr>
+            <w:r>
+              <w:rPr>
+                <w:sz w:val="18"/>
+                <w:szCs w:val="18"/>
+              </w:rPr>
               <w:t>Lecciones aprendidas y pendientes de la versión 2 registrados; cierre administrativo y reporte final de costo y plazo completados</w:t>
             </w:r>
           </w:p>
@@ -13978,7 +14320,6 @@
         <w:t>Las fechas son una línea base estimada desde el lunes 10 de agosto de 2026; deben actualizarse si cambia la fecha real de inicio o el calendario de trabajo.</w:t>
       </w:r>
     </w:p>
-    <w:p/>
     <w:p/>
     <w:p>
       <w:r>
@@ -14010,7 +14351,7 @@
       <w:pPr>
         <w:pStyle w:val="Ttulo2"/>
       </w:pPr>
-      <w:bookmarkStart w:id="10" w:name="_Toc242982537"/>
+      <w:bookmarkStart w:id="10" w:name="_Toc243037601"/>
       <w:r>
         <w:lastRenderedPageBreak/>
         <w:t>2.5 D</w:t>
@@ -14121,7 +14462,7 @@
       <w:pPr>
         <w:pStyle w:val="Ttulo1"/>
       </w:pPr>
-      <w:bookmarkStart w:id="11" w:name="_Toc242982538"/>
+      <w:bookmarkStart w:id="11" w:name="_Toc243037602"/>
       <w:r>
         <w:lastRenderedPageBreak/>
         <w:t>3.</w:t>
@@ -14135,7 +14476,7 @@
       <w:pPr>
         <w:pStyle w:val="Ttulo2"/>
       </w:pPr>
-      <w:bookmarkStart w:id="12" w:name="_Toc242982539"/>
+      <w:bookmarkStart w:id="12" w:name="_Toc243037603"/>
       <w:r>
         <w:t>3.</w:t>
       </w:r>
@@ -14219,7 +14560,7 @@
       <w:pPr>
         <w:pStyle w:val="Ttulo2"/>
       </w:pPr>
-      <w:bookmarkStart w:id="13" w:name="_Toc242982540"/>
+      <w:bookmarkStart w:id="13" w:name="_Toc243037604"/>
       <w:r>
         <w:t>3.</w:t>
       </w:r>
@@ -14666,7 +15007,7 @@
       <w:pPr>
         <w:pStyle w:val="Ttulo2"/>
       </w:pPr>
-      <w:bookmarkStart w:id="14" w:name="_Toc242982541"/>
+      <w:bookmarkStart w:id="14" w:name="_Toc243037605"/>
       <w:r>
         <w:t>3.</w:t>
       </w:r>
@@ -14721,7 +15062,7 @@
       <w:pPr>
         <w:pStyle w:val="Ttulo2"/>
       </w:pPr>
-      <w:bookmarkStart w:id="15" w:name="_Toc242982542"/>
+      <w:bookmarkStart w:id="15" w:name="_Toc243037606"/>
       <w:r>
         <w:lastRenderedPageBreak/>
         <w:t>3.</w:t>
@@ -14736,16 +15077,11 @@
     </w:p>
     <w:p>
       <w:r>
-        <w:t xml:space="preserve">Se </w:t>
-      </w:r>
-      <w:proofErr w:type="spellStart"/>
-      <w:r>
-        <w:t>utiliz</w:t>
+        <w:t>Se utiliz</w:t>
       </w:r>
       <w:r>
-        <w:t>O</w:t>
+        <w:t>o</w:t>
       </w:r>
-      <w:proofErr w:type="spellEnd"/>
       <w:r>
         <w:t xml:space="preserve"> el método IFPUG de puntos de función no ajustados (PFNA). Este método clasifica las funciones en cinco categorías:</w:t>
       </w:r>
@@ -14952,7 +15288,6 @@
         <w:t xml:space="preserve"> grupos lógicos de datos mantenidos por otra aplicación, pero consultados por la aplicación evaluada.</w:t>
       </w:r>
     </w:p>
-    <w:p/>
     <w:tbl>
       <w:tblPr>
         <w:tblStyle w:val="Tablaconcuadrculaclara"/>
@@ -14960,11 +15295,9 @@
         <w:tblLook w:val="04A0" w:firstRow="1" w:lastRow="0" w:firstColumn="1" w:lastColumn="0" w:noHBand="0" w:noVBand="1"/>
       </w:tblPr>
       <w:tblGrid>
-        <w:gridCol w:w="1987"/>
-        <w:gridCol w:w="1782"/>
-        <w:gridCol w:w="1895"/>
-        <w:gridCol w:w="1756"/>
-        <w:gridCol w:w="1074"/>
+        <w:gridCol w:w="1412"/>
+        <w:gridCol w:w="3525"/>
+        <w:gridCol w:w="3557"/>
       </w:tblGrid>
       <w:tr>
         <w:tc>
@@ -14978,12 +15311,16 @@
               <w:rPr>
                 <w:b/>
                 <w:bCs/>
+                <w:sz w:val="18"/>
+                <w:szCs w:val="18"/>
               </w:rPr>
             </w:pPr>
             <w:r>
               <w:rPr>
                 <w:b/>
                 <w:bCs/>
+                <w:sz w:val="18"/>
+                <w:szCs w:val="18"/>
               </w:rPr>
               <w:t>Tipo</w:t>
             </w:r>
@@ -15000,14 +15337,18 @@
               <w:rPr>
                 <w:b/>
                 <w:bCs/>
+                <w:sz w:val="18"/>
+                <w:szCs w:val="18"/>
               </w:rPr>
             </w:pPr>
             <w:r>
               <w:rPr>
                 <w:b/>
                 <w:bCs/>
-              </w:rPr>
-              <w:t>Complejidad baja</w:t>
+                <w:sz w:val="18"/>
+                <w:szCs w:val="18"/>
+              </w:rPr>
+              <w:t>Qué representa</w:t>
             </w:r>
           </w:p>
         </w:tc>
@@ -15022,17 +15363,335 @@
               <w:rPr>
                 <w:b/>
                 <w:bCs/>
+                <w:sz w:val="18"/>
+                <w:szCs w:val="18"/>
               </w:rPr>
             </w:pPr>
             <w:r>
               <w:rPr>
                 <w:b/>
                 <w:bCs/>
-              </w:rPr>
-              <w:t>Complejidad media</w:t>
-            </w:r>
-          </w:p>
-        </w:tc>
+                <w:sz w:val="18"/>
+                <w:szCs w:val="18"/>
+              </w:rPr>
+              <w:t>Ejemplo en Andy’s Coffee</w:t>
+            </w:r>
+          </w:p>
+        </w:tc>
+      </w:tr>
+      <w:tr>
+        <w:tc>
+          <w:tcPr>
+            <w:tcW w:w="0" w:type="auto"/>
+            <w:hideMark/>
+          </w:tcPr>
+          <w:p>
+            <w:pPr>
+              <w:spacing w:after="160" w:line="259" w:lineRule="auto"/>
+              <w:rPr>
+                <w:sz w:val="18"/>
+                <w:szCs w:val="18"/>
+              </w:rPr>
+            </w:pPr>
+            <w:r>
+              <w:rPr>
+                <w:sz w:val="18"/>
+                <w:szCs w:val="18"/>
+              </w:rPr>
+              <w:t>EI — Entrada externa</w:t>
+            </w:r>
+          </w:p>
+        </w:tc>
+        <w:tc>
+          <w:tcPr>
+            <w:tcW w:w="0" w:type="auto"/>
+            <w:hideMark/>
+          </w:tcPr>
+          <w:p>
+            <w:pPr>
+              <w:spacing w:after="160" w:line="259" w:lineRule="auto"/>
+              <w:rPr>
+                <w:sz w:val="18"/>
+                <w:szCs w:val="18"/>
+              </w:rPr>
+            </w:pPr>
+            <w:r>
+              <w:rPr>
+                <w:sz w:val="18"/>
+                <w:szCs w:val="18"/>
+              </w:rPr>
+              <w:t>Una acción que ingresa datos y crea o modifica información.</w:t>
+            </w:r>
+          </w:p>
+        </w:tc>
+        <w:tc>
+          <w:tcPr>
+            <w:tcW w:w="0" w:type="auto"/>
+            <w:hideMark/>
+          </w:tcPr>
+          <w:p>
+            <w:pPr>
+              <w:spacing w:after="160" w:line="259" w:lineRule="auto"/>
+              <w:rPr>
+                <w:sz w:val="18"/>
+                <w:szCs w:val="18"/>
+              </w:rPr>
+            </w:pPr>
+            <w:r>
+              <w:rPr>
+                <w:sz w:val="18"/>
+                <w:szCs w:val="18"/>
+              </w:rPr>
+              <w:t>Registrar una venta, recibir una compra, capturar un gasto, ajustar inventario o actualizar un producto.</w:t>
+            </w:r>
+          </w:p>
+        </w:tc>
+      </w:tr>
+      <w:tr>
+        <w:tc>
+          <w:tcPr>
+            <w:tcW w:w="0" w:type="auto"/>
+            <w:hideMark/>
+          </w:tcPr>
+          <w:p>
+            <w:pPr>
+              <w:spacing w:after="160" w:line="259" w:lineRule="auto"/>
+              <w:rPr>
+                <w:sz w:val="18"/>
+                <w:szCs w:val="18"/>
+              </w:rPr>
+            </w:pPr>
+            <w:r>
+              <w:rPr>
+                <w:sz w:val="18"/>
+                <w:szCs w:val="18"/>
+              </w:rPr>
+              <w:t>EO — Salida externa</w:t>
+            </w:r>
+          </w:p>
+        </w:tc>
+        <w:tc>
+          <w:tcPr>
+            <w:tcW w:w="0" w:type="auto"/>
+            <w:hideMark/>
+          </w:tcPr>
+          <w:p>
+            <w:pPr>
+              <w:spacing w:after="160" w:line="259" w:lineRule="auto"/>
+              <w:rPr>
+                <w:sz w:val="18"/>
+                <w:szCs w:val="18"/>
+              </w:rPr>
+            </w:pPr>
+            <w:r>
+              <w:rPr>
+                <w:sz w:val="18"/>
+                <w:szCs w:val="18"/>
+              </w:rPr>
+              <w:t>Información presentada con cálculos, reglas o datos derivados.</w:t>
+            </w:r>
+          </w:p>
+        </w:tc>
+        <w:tc>
+          <w:tcPr>
+            <w:tcW w:w="0" w:type="auto"/>
+            <w:hideMark/>
+          </w:tcPr>
+          <w:p>
+            <w:pPr>
+              <w:spacing w:after="160" w:line="259" w:lineRule="auto"/>
+              <w:rPr>
+                <w:sz w:val="18"/>
+                <w:szCs w:val="18"/>
+              </w:rPr>
+            </w:pPr>
+            <w:r>
+              <w:rPr>
+                <w:sz w:val="18"/>
+                <w:szCs w:val="18"/>
+              </w:rPr>
+              <w:t xml:space="preserve">Totales y métricas del </w:t>
+            </w:r>
+            <w:proofErr w:type="spellStart"/>
+            <w:r>
+              <w:rPr>
+                <w:sz w:val="18"/>
+                <w:szCs w:val="18"/>
+              </w:rPr>
+              <w:t>dashboard</w:t>
+            </w:r>
+            <w:proofErr w:type="spellEnd"/>
+            <w:r>
+              <w:rPr>
+                <w:sz w:val="18"/>
+                <w:szCs w:val="18"/>
+              </w:rPr>
+              <w:t>, estado de resultados o diferencias del cierre de caja.</w:t>
+            </w:r>
+          </w:p>
+        </w:tc>
+      </w:tr>
+      <w:tr>
+        <w:tc>
+          <w:tcPr>
+            <w:tcW w:w="0" w:type="auto"/>
+            <w:hideMark/>
+          </w:tcPr>
+          <w:p>
+            <w:pPr>
+              <w:spacing w:after="160" w:line="259" w:lineRule="auto"/>
+              <w:rPr>
+                <w:sz w:val="18"/>
+                <w:szCs w:val="18"/>
+              </w:rPr>
+            </w:pPr>
+            <w:r>
+              <w:rPr>
+                <w:sz w:val="18"/>
+                <w:szCs w:val="18"/>
+              </w:rPr>
+              <w:t>EQ — Consulta externa</w:t>
+            </w:r>
+          </w:p>
+        </w:tc>
+        <w:tc>
+          <w:tcPr>
+            <w:tcW w:w="0" w:type="auto"/>
+            <w:hideMark/>
+          </w:tcPr>
+          <w:p>
+            <w:pPr>
+              <w:spacing w:after="160" w:line="259" w:lineRule="auto"/>
+              <w:rPr>
+                <w:sz w:val="18"/>
+                <w:szCs w:val="18"/>
+              </w:rPr>
+            </w:pPr>
+            <w:r>
+              <w:rPr>
+                <w:sz w:val="18"/>
+                <w:szCs w:val="18"/>
+              </w:rPr>
+              <w:t>Una búsqueda o consulta que muestra datos sin modificarlos y sin cálculos relevantes.</w:t>
+            </w:r>
+          </w:p>
+        </w:tc>
+        <w:tc>
+          <w:tcPr>
+            <w:tcW w:w="0" w:type="auto"/>
+            <w:hideMark/>
+          </w:tcPr>
+          <w:p>
+            <w:pPr>
+              <w:spacing w:after="160" w:line="259" w:lineRule="auto"/>
+              <w:rPr>
+                <w:sz w:val="18"/>
+                <w:szCs w:val="18"/>
+              </w:rPr>
+            </w:pPr>
+            <w:r>
+              <w:rPr>
+                <w:sz w:val="18"/>
+                <w:szCs w:val="18"/>
+              </w:rPr>
+              <w:t>Consultar productos, revisar un pedido o ver movimientos de caja.</w:t>
+            </w:r>
+          </w:p>
+        </w:tc>
+      </w:tr>
+      <w:tr>
+        <w:tc>
+          <w:tcPr>
+            <w:tcW w:w="0" w:type="auto"/>
+            <w:hideMark/>
+          </w:tcPr>
+          <w:p>
+            <w:pPr>
+              <w:spacing w:after="160" w:line="259" w:lineRule="auto"/>
+              <w:rPr>
+                <w:sz w:val="18"/>
+                <w:szCs w:val="18"/>
+              </w:rPr>
+            </w:pPr>
+            <w:r>
+              <w:rPr>
+                <w:sz w:val="18"/>
+                <w:szCs w:val="18"/>
+              </w:rPr>
+              <w:t>ILF — Archivo lógico interno</w:t>
+            </w:r>
+          </w:p>
+        </w:tc>
+        <w:tc>
+          <w:tcPr>
+            <w:tcW w:w="0" w:type="auto"/>
+            <w:hideMark/>
+          </w:tcPr>
+          <w:p>
+            <w:pPr>
+              <w:spacing w:after="160" w:line="259" w:lineRule="auto"/>
+              <w:rPr>
+                <w:sz w:val="18"/>
+                <w:szCs w:val="18"/>
+              </w:rPr>
+            </w:pPr>
+            <w:r>
+              <w:rPr>
+                <w:sz w:val="18"/>
+                <w:szCs w:val="18"/>
+              </w:rPr>
+              <w:t>Un conjunto de datos que el propio sistema mantiene. No necesariamente es un archivo físico.</w:t>
+            </w:r>
+          </w:p>
+        </w:tc>
+        <w:tc>
+          <w:tcPr>
+            <w:tcW w:w="0" w:type="auto"/>
+            <w:hideMark/>
+          </w:tcPr>
+          <w:p>
+            <w:pPr>
+              <w:spacing w:after="160" w:line="259" w:lineRule="auto"/>
+              <w:rPr>
+                <w:sz w:val="18"/>
+                <w:szCs w:val="18"/>
+              </w:rPr>
+            </w:pPr>
+            <w:r>
+              <w:rPr>
+                <w:sz w:val="18"/>
+                <w:szCs w:val="18"/>
+              </w:rPr>
+              <w:t>Productos, pedidos y pagos, usuarios y roles, ingredientes, compras, gastos y sesiones de caja.</w:t>
+            </w:r>
+          </w:p>
+        </w:tc>
+      </w:tr>
+    </w:tbl>
+    <w:p>
+      <w:pPr>
+        <w:pStyle w:val="Ttulo3"/>
+      </w:pPr>
+      <w:bookmarkStart w:id="16" w:name="_Toc243037607"/>
+      <w:r>
+        <w:t>Calculo</w:t>
+      </w:r>
+      <w:bookmarkEnd w:id="16"/>
+    </w:p>
+    <w:tbl>
+      <w:tblPr>
+        <w:tblStyle w:val="Tablaconcuadrculaclara"/>
+        <w:tblW w:w="0" w:type="auto"/>
+        <w:tblLook w:val="04A0" w:firstRow="1" w:lastRow="0" w:firstColumn="1" w:lastColumn="0" w:noHBand="0" w:noVBand="1"/>
+      </w:tblPr>
+      <w:tblGrid>
+        <w:gridCol w:w="2163"/>
+        <w:gridCol w:w="1662"/>
+        <w:gridCol w:w="1822"/>
+        <w:gridCol w:w="1625"/>
+        <w:gridCol w:w="918"/>
+      </w:tblGrid>
+      <w:tr>
         <w:tc>
           <w:tcPr>
             <w:tcW w:w="0" w:type="auto"/>
@@ -15044,14 +15703,18 @@
               <w:rPr>
                 <w:b/>
                 <w:bCs/>
+                <w:sz w:val="18"/>
+                <w:szCs w:val="18"/>
               </w:rPr>
             </w:pPr>
             <w:r>
               <w:rPr>
                 <w:b/>
                 <w:bCs/>
-              </w:rPr>
-              <w:t>Complejidad alta</w:t>
+                <w:sz w:val="18"/>
+                <w:szCs w:val="18"/>
+              </w:rPr>
+              <w:t>Tipo</w:t>
             </w:r>
           </w:p>
         </w:tc>
@@ -15066,12 +15729,94 @@
               <w:rPr>
                 <w:b/>
                 <w:bCs/>
+                <w:sz w:val="18"/>
+                <w:szCs w:val="18"/>
               </w:rPr>
             </w:pPr>
             <w:r>
               <w:rPr>
                 <w:b/>
                 <w:bCs/>
+                <w:sz w:val="18"/>
+                <w:szCs w:val="18"/>
+              </w:rPr>
+              <w:t>Complejidad baja</w:t>
+            </w:r>
+          </w:p>
+        </w:tc>
+        <w:tc>
+          <w:tcPr>
+            <w:tcW w:w="0" w:type="auto"/>
+            <w:hideMark/>
+          </w:tcPr>
+          <w:p>
+            <w:pPr>
+              <w:spacing w:after="160" w:line="259" w:lineRule="auto"/>
+              <w:rPr>
+                <w:b/>
+                <w:bCs/>
+                <w:sz w:val="18"/>
+                <w:szCs w:val="18"/>
+              </w:rPr>
+            </w:pPr>
+            <w:r>
+              <w:rPr>
+                <w:b/>
+                <w:bCs/>
+                <w:sz w:val="18"/>
+                <w:szCs w:val="18"/>
+              </w:rPr>
+              <w:t>Complejidad media</w:t>
+            </w:r>
+          </w:p>
+        </w:tc>
+        <w:tc>
+          <w:tcPr>
+            <w:tcW w:w="0" w:type="auto"/>
+            <w:hideMark/>
+          </w:tcPr>
+          <w:p>
+            <w:pPr>
+              <w:spacing w:after="160" w:line="259" w:lineRule="auto"/>
+              <w:rPr>
+                <w:b/>
+                <w:bCs/>
+                <w:sz w:val="18"/>
+                <w:szCs w:val="18"/>
+              </w:rPr>
+            </w:pPr>
+            <w:r>
+              <w:rPr>
+                <w:b/>
+                <w:bCs/>
+                <w:sz w:val="18"/>
+                <w:szCs w:val="18"/>
+              </w:rPr>
+              <w:t>Complejidad alta</w:t>
+            </w:r>
+          </w:p>
+        </w:tc>
+        <w:tc>
+          <w:tcPr>
+            <w:tcW w:w="0" w:type="auto"/>
+            <w:hideMark/>
+          </w:tcPr>
+          <w:p>
+            <w:pPr>
+              <w:spacing w:after="160" w:line="259" w:lineRule="auto"/>
+              <w:rPr>
+                <w:b/>
+                <w:bCs/>
+                <w:sz w:val="18"/>
+                <w:szCs w:val="18"/>
+              </w:rPr>
+            </w:pPr>
+            <w:r>
+              <w:rPr>
+                <w:b/>
+                <w:bCs/>
+                <w:sz w:val="18"/>
+                <w:szCs w:val="18"/>
               </w:rPr>
               <w:t>Subtotal</w:t>
             </w:r>
@@ -15087,8 +15832,16 @@
           <w:p>
             <w:pPr>
               <w:spacing w:after="160" w:line="259" w:lineRule="auto"/>
-            </w:pPr>
-            <w:r>
+              <w:rPr>
+                <w:sz w:val="18"/>
+                <w:szCs w:val="18"/>
+              </w:rPr>
+            </w:pPr>
+            <w:r>
+              <w:rPr>
+                <w:sz w:val="18"/>
+                <w:szCs w:val="18"/>
+              </w:rPr>
               <w:t>ILF</w:t>
             </w:r>
           </w:p>
@@ -15101,8 +15854,16 @@
           <w:p>
             <w:pPr>
               <w:spacing w:after="160" w:line="259" w:lineRule="auto"/>
-            </w:pPr>
-            <w:r>
+              <w:rPr>
+                <w:sz w:val="18"/>
+                <w:szCs w:val="18"/>
+              </w:rPr>
+            </w:pPr>
+            <w:r>
+              <w:rPr>
+                <w:sz w:val="18"/>
+                <w:szCs w:val="18"/>
+              </w:rPr>
               <w:t>7 × 7 = 49</w:t>
             </w:r>
           </w:p>
@@ -15115,8 +15876,16 @@
           <w:p>
             <w:pPr>
               <w:spacing w:after="160" w:line="259" w:lineRule="auto"/>
-            </w:pPr>
-            <w:r>
+              <w:rPr>
+                <w:sz w:val="18"/>
+                <w:szCs w:val="18"/>
+              </w:rPr>
+            </w:pPr>
+            <w:r>
+              <w:rPr>
+                <w:sz w:val="18"/>
+                <w:szCs w:val="18"/>
+              </w:rPr>
               <w:t>7 × 10 = 70</w:t>
             </w:r>
           </w:p>
@@ -15129,8 +15898,16 @@
           <w:p>
             <w:pPr>
               <w:spacing w:after="160" w:line="259" w:lineRule="auto"/>
-            </w:pPr>
-            <w:r>
+              <w:rPr>
+                <w:sz w:val="18"/>
+                <w:szCs w:val="18"/>
+              </w:rPr>
+            </w:pPr>
+            <w:r>
+              <w:rPr>
+                <w:sz w:val="18"/>
+                <w:szCs w:val="18"/>
+              </w:rPr>
               <w:t>1 × 15 = 15</w:t>
             </w:r>
           </w:p>
@@ -15143,8 +15920,16 @@
           <w:p>
             <w:pPr>
               <w:spacing w:after="160" w:line="259" w:lineRule="auto"/>
-            </w:pPr>
-            <w:r>
+              <w:rPr>
+                <w:sz w:val="18"/>
+                <w:szCs w:val="18"/>
+              </w:rPr>
+            </w:pPr>
+            <w:r>
+              <w:rPr>
+                <w:sz w:val="18"/>
+                <w:szCs w:val="18"/>
+              </w:rPr>
               <w:t>134</w:t>
             </w:r>
           </w:p>
@@ -15159,8 +15944,16 @@
           <w:p>
             <w:pPr>
               <w:spacing w:after="160" w:line="259" w:lineRule="auto"/>
-            </w:pPr>
-            <w:r>
+              <w:rPr>
+                <w:sz w:val="18"/>
+                <w:szCs w:val="18"/>
+              </w:rPr>
+            </w:pPr>
+            <w:r>
+              <w:rPr>
+                <w:sz w:val="18"/>
+                <w:szCs w:val="18"/>
+              </w:rPr>
               <w:t>EIF</w:t>
             </w:r>
           </w:p>
@@ -15173,8 +15966,16 @@
           <w:p>
             <w:pPr>
               <w:spacing w:after="160" w:line="259" w:lineRule="auto"/>
-            </w:pPr>
-            <w:r>
+              <w:rPr>
+                <w:sz w:val="18"/>
+                <w:szCs w:val="18"/>
+              </w:rPr>
+            </w:pPr>
+            <w:r>
+              <w:rPr>
+                <w:sz w:val="18"/>
+                <w:szCs w:val="18"/>
+              </w:rPr>
               <w:t>1 × 5 = 5</w:t>
             </w:r>
           </w:p>
@@ -15187,8 +15988,16 @@
           <w:p>
             <w:pPr>
               <w:spacing w:after="160" w:line="259" w:lineRule="auto"/>
-            </w:pPr>
-            <w:r>
+              <w:rPr>
+                <w:sz w:val="18"/>
+                <w:szCs w:val="18"/>
+              </w:rPr>
+            </w:pPr>
+            <w:r>
+              <w:rPr>
+                <w:sz w:val="18"/>
+                <w:szCs w:val="18"/>
+              </w:rPr>
               <w:t>0 × 7 = 0</w:t>
             </w:r>
           </w:p>
@@ -15201,8 +16010,16 @@
           <w:p>
             <w:pPr>
               <w:spacing w:after="160" w:line="259" w:lineRule="auto"/>
-            </w:pPr>
-            <w:r>
+              <w:rPr>
+                <w:sz w:val="18"/>
+                <w:szCs w:val="18"/>
+              </w:rPr>
+            </w:pPr>
+            <w:r>
+              <w:rPr>
+                <w:sz w:val="18"/>
+                <w:szCs w:val="18"/>
+              </w:rPr>
               <w:t>0 × 10 = 0</w:t>
             </w:r>
           </w:p>
@@ -15215,8 +16032,16 @@
           <w:p>
             <w:pPr>
               <w:spacing w:after="160" w:line="259" w:lineRule="auto"/>
-            </w:pPr>
-            <w:r>
+              <w:rPr>
+                <w:sz w:val="18"/>
+                <w:szCs w:val="18"/>
+              </w:rPr>
+            </w:pPr>
+            <w:r>
+              <w:rPr>
+                <w:sz w:val="18"/>
+                <w:szCs w:val="18"/>
+              </w:rPr>
               <w:t>5</w:t>
             </w:r>
           </w:p>
@@ -15231,8 +16056,16 @@
           <w:p>
             <w:pPr>
               <w:spacing w:after="160" w:line="259" w:lineRule="auto"/>
-            </w:pPr>
-            <w:r>
+              <w:rPr>
+                <w:sz w:val="18"/>
+                <w:szCs w:val="18"/>
+              </w:rPr>
+            </w:pPr>
+            <w:r>
+              <w:rPr>
+                <w:sz w:val="18"/>
+                <w:szCs w:val="18"/>
+              </w:rPr>
               <w:t>EI</w:t>
             </w:r>
           </w:p>
@@ -15245,8 +16078,16 @@
           <w:p>
             <w:pPr>
               <w:spacing w:after="160" w:line="259" w:lineRule="auto"/>
-            </w:pPr>
-            <w:r>
+              <w:rPr>
+                <w:sz w:val="18"/>
+                <w:szCs w:val="18"/>
+              </w:rPr>
+            </w:pPr>
+            <w:r>
+              <w:rPr>
+                <w:sz w:val="18"/>
+                <w:szCs w:val="18"/>
+              </w:rPr>
               <w:t>8 × 3 = 24</w:t>
             </w:r>
           </w:p>
@@ -15259,8 +16100,16 @@
           <w:p>
             <w:pPr>
               <w:spacing w:after="160" w:line="259" w:lineRule="auto"/>
-            </w:pPr>
-            <w:r>
+              <w:rPr>
+                <w:sz w:val="18"/>
+                <w:szCs w:val="18"/>
+              </w:rPr>
+            </w:pPr>
+            <w:r>
+              <w:rPr>
+                <w:sz w:val="18"/>
+                <w:szCs w:val="18"/>
+              </w:rPr>
               <w:t>10 × 4 = 40</w:t>
             </w:r>
           </w:p>
@@ -15273,8 +16122,16 @@
           <w:p>
             <w:pPr>
               <w:spacing w:after="160" w:line="259" w:lineRule="auto"/>
-            </w:pPr>
-            <w:r>
+              <w:rPr>
+                <w:sz w:val="18"/>
+                <w:szCs w:val="18"/>
+              </w:rPr>
+            </w:pPr>
+            <w:r>
+              <w:rPr>
+                <w:sz w:val="18"/>
+                <w:szCs w:val="18"/>
+              </w:rPr>
               <w:t>4 × 6 = 24</w:t>
             </w:r>
           </w:p>
@@ -15287,8 +16144,16 @@
           <w:p>
             <w:pPr>
               <w:spacing w:after="160" w:line="259" w:lineRule="auto"/>
-            </w:pPr>
-            <w:r>
+              <w:rPr>
+                <w:sz w:val="18"/>
+                <w:szCs w:val="18"/>
+              </w:rPr>
+            </w:pPr>
+            <w:r>
+              <w:rPr>
+                <w:sz w:val="18"/>
+                <w:szCs w:val="18"/>
+              </w:rPr>
               <w:t>88</w:t>
             </w:r>
           </w:p>
@@ -15303,8 +16168,16 @@
           <w:p>
             <w:pPr>
               <w:spacing w:after="160" w:line="259" w:lineRule="auto"/>
-            </w:pPr>
-            <w:r>
+              <w:rPr>
+                <w:sz w:val="18"/>
+                <w:szCs w:val="18"/>
+              </w:rPr>
+            </w:pPr>
+            <w:r>
+              <w:rPr>
+                <w:sz w:val="18"/>
+                <w:szCs w:val="18"/>
+              </w:rPr>
               <w:t>EO</w:t>
             </w:r>
           </w:p>
@@ -15317,8 +16190,16 @@
           <w:p>
             <w:pPr>
               <w:spacing w:after="160" w:line="259" w:lineRule="auto"/>
-            </w:pPr>
-            <w:r>
+              <w:rPr>
+                <w:sz w:val="18"/>
+                <w:szCs w:val="18"/>
+              </w:rPr>
+            </w:pPr>
+            <w:r>
+              <w:rPr>
+                <w:sz w:val="18"/>
+                <w:szCs w:val="18"/>
+              </w:rPr>
               <w:t>5 × 4 = 20</w:t>
             </w:r>
           </w:p>
@@ -15331,8 +16212,16 @@
           <w:p>
             <w:pPr>
               <w:spacing w:after="160" w:line="259" w:lineRule="auto"/>
-            </w:pPr>
-            <w:r>
+              <w:rPr>
+                <w:sz w:val="18"/>
+                <w:szCs w:val="18"/>
+              </w:rPr>
+            </w:pPr>
+            <w:r>
+              <w:rPr>
+                <w:sz w:val="18"/>
+                <w:szCs w:val="18"/>
+              </w:rPr>
               <w:t>6 × 5 = 30</w:t>
             </w:r>
           </w:p>
@@ -15345,8 +16234,16 @@
           <w:p>
             <w:pPr>
               <w:spacing w:after="160" w:line="259" w:lineRule="auto"/>
-            </w:pPr>
-            <w:r>
+              <w:rPr>
+                <w:sz w:val="18"/>
+                <w:szCs w:val="18"/>
+              </w:rPr>
+            </w:pPr>
+            <w:r>
+              <w:rPr>
+                <w:sz w:val="18"/>
+                <w:szCs w:val="18"/>
+              </w:rPr>
               <w:t>3 × 7 = 21</w:t>
             </w:r>
           </w:p>
@@ -15359,8 +16256,16 @@
           <w:p>
             <w:pPr>
               <w:spacing w:after="160" w:line="259" w:lineRule="auto"/>
-            </w:pPr>
-            <w:r>
+              <w:rPr>
+                <w:sz w:val="18"/>
+                <w:szCs w:val="18"/>
+              </w:rPr>
+            </w:pPr>
+            <w:r>
+              <w:rPr>
+                <w:sz w:val="18"/>
+                <w:szCs w:val="18"/>
+              </w:rPr>
               <w:t>71</w:t>
             </w:r>
           </w:p>
@@ -15375,8 +16280,16 @@
           <w:p>
             <w:pPr>
               <w:spacing w:after="160" w:line="259" w:lineRule="auto"/>
-            </w:pPr>
-            <w:r>
+              <w:rPr>
+                <w:sz w:val="18"/>
+                <w:szCs w:val="18"/>
+              </w:rPr>
+            </w:pPr>
+            <w:r>
+              <w:rPr>
+                <w:sz w:val="18"/>
+                <w:szCs w:val="18"/>
+              </w:rPr>
               <w:t>EQ</w:t>
             </w:r>
           </w:p>
@@ -15389,8 +16302,16 @@
           <w:p>
             <w:pPr>
               <w:spacing w:after="160" w:line="259" w:lineRule="auto"/>
-            </w:pPr>
-            <w:r>
+              <w:rPr>
+                <w:sz w:val="18"/>
+                <w:szCs w:val="18"/>
+              </w:rPr>
+            </w:pPr>
+            <w:r>
+              <w:rPr>
+                <w:sz w:val="18"/>
+                <w:szCs w:val="18"/>
+              </w:rPr>
               <w:t>8 × 3 = 24</w:t>
             </w:r>
           </w:p>
@@ -15403,8 +16324,16 @@
           <w:p>
             <w:pPr>
               <w:spacing w:after="160" w:line="259" w:lineRule="auto"/>
-            </w:pPr>
-            <w:r>
+              <w:rPr>
+                <w:sz w:val="18"/>
+                <w:szCs w:val="18"/>
+              </w:rPr>
+            </w:pPr>
+            <w:r>
+              <w:rPr>
+                <w:sz w:val="18"/>
+                <w:szCs w:val="18"/>
+              </w:rPr>
               <w:t>6 × 4 = 24</w:t>
             </w:r>
           </w:p>
@@ -15417,8 +16346,16 @@
           <w:p>
             <w:pPr>
               <w:spacing w:after="160" w:line="259" w:lineRule="auto"/>
-            </w:pPr>
-            <w:r>
+              <w:rPr>
+                <w:sz w:val="18"/>
+                <w:szCs w:val="18"/>
+              </w:rPr>
+            </w:pPr>
+            <w:r>
+              <w:rPr>
+                <w:sz w:val="18"/>
+                <w:szCs w:val="18"/>
+              </w:rPr>
               <w:t>2 × 6 = 12</w:t>
             </w:r>
           </w:p>
@@ -15431,8 +16368,16 @@
           <w:p>
             <w:pPr>
               <w:spacing w:after="160" w:line="259" w:lineRule="auto"/>
-            </w:pPr>
-            <w:r>
+              <w:rPr>
+                <w:sz w:val="18"/>
+                <w:szCs w:val="18"/>
+              </w:rPr>
+            </w:pPr>
+            <w:r>
+              <w:rPr>
+                <w:sz w:val="18"/>
+                <w:szCs w:val="18"/>
+              </w:rPr>
               <w:t>60</w:t>
             </w:r>
           </w:p>
@@ -15447,71 +16392,86 @@
           <w:p>
             <w:pPr>
               <w:spacing w:after="160" w:line="259" w:lineRule="auto"/>
-            </w:pPr>
-            <w:proofErr w:type="gramStart"/>
+              <w:rPr>
+                <w:sz w:val="18"/>
+                <w:szCs w:val="18"/>
+              </w:rPr>
+            </w:pPr>
             <w:r>
               <w:rPr>
                 <w:b/>
                 <w:bCs/>
-              </w:rPr>
-              <w:t>Total</w:t>
-            </w:r>
-            <w:proofErr w:type="gramEnd"/>
+                <w:sz w:val="18"/>
+                <w:szCs w:val="18"/>
+              </w:rPr>
+              <w:t>Total estimado de PFNA</w:t>
+            </w:r>
+          </w:p>
+        </w:tc>
+        <w:tc>
+          <w:tcPr>
+            <w:tcW w:w="0" w:type="auto"/>
+            <w:hideMark/>
+          </w:tcPr>
+          <w:p>
+            <w:pPr>
+              <w:spacing w:after="160" w:line="259" w:lineRule="auto"/>
+              <w:rPr>
+                <w:sz w:val="18"/>
+                <w:szCs w:val="18"/>
+              </w:rPr>
+            </w:pPr>
+          </w:p>
+        </w:tc>
+        <w:tc>
+          <w:tcPr>
+            <w:tcW w:w="0" w:type="auto"/>
+            <w:hideMark/>
+          </w:tcPr>
+          <w:p>
+            <w:pPr>
+              <w:spacing w:after="160" w:line="259" w:lineRule="auto"/>
+              <w:rPr>
+                <w:sz w:val="18"/>
+                <w:szCs w:val="18"/>
+              </w:rPr>
+            </w:pPr>
+          </w:p>
+        </w:tc>
+        <w:tc>
+          <w:tcPr>
+            <w:tcW w:w="0" w:type="auto"/>
+            <w:hideMark/>
+          </w:tcPr>
+          <w:p>
+            <w:pPr>
+              <w:spacing w:after="160" w:line="259" w:lineRule="auto"/>
+              <w:rPr>
+                <w:sz w:val="18"/>
+                <w:szCs w:val="18"/>
+              </w:rPr>
+            </w:pPr>
+          </w:p>
+        </w:tc>
+        <w:tc>
+          <w:tcPr>
+            <w:tcW w:w="0" w:type="auto"/>
+            <w:hideMark/>
+          </w:tcPr>
+          <w:p>
+            <w:pPr>
+              <w:spacing w:after="160" w:line="259" w:lineRule="auto"/>
+              <w:rPr>
+                <w:sz w:val="18"/>
+                <w:szCs w:val="18"/>
+              </w:rPr>
+            </w:pPr>
             <w:r>
               <w:rPr>
                 <w:b/>
                 <w:bCs/>
-              </w:rPr>
-              <w:t xml:space="preserve"> estimado de PFNA</w:t>
-            </w:r>
-          </w:p>
-        </w:tc>
-        <w:tc>
-          <w:tcPr>
-            <w:tcW w:w="0" w:type="auto"/>
-            <w:hideMark/>
-          </w:tcPr>
-          <w:p>
-            <w:pPr>
-              <w:spacing w:after="160" w:line="259" w:lineRule="auto"/>
-            </w:pPr>
-          </w:p>
-        </w:tc>
-        <w:tc>
-          <w:tcPr>
-            <w:tcW w:w="0" w:type="auto"/>
-            <w:hideMark/>
-          </w:tcPr>
-          <w:p>
-            <w:pPr>
-              <w:spacing w:after="160" w:line="259" w:lineRule="auto"/>
-            </w:pPr>
-          </w:p>
-        </w:tc>
-        <w:tc>
-          <w:tcPr>
-            <w:tcW w:w="0" w:type="auto"/>
-            <w:hideMark/>
-          </w:tcPr>
-          <w:p>
-            <w:pPr>
-              <w:spacing w:after="160" w:line="259" w:lineRule="auto"/>
-            </w:pPr>
-          </w:p>
-        </w:tc>
-        <w:tc>
-          <w:tcPr>
-            <w:tcW w:w="0" w:type="auto"/>
-            <w:hideMark/>
-          </w:tcPr>
-          <w:p>
-            <w:pPr>
-              <w:spacing w:after="160" w:line="259" w:lineRule="auto"/>
-            </w:pPr>
-            <w:r>
-              <w:rPr>
-                <w:b/>
-                <w:bCs/>
+                <w:sz w:val="18"/>
+                <w:szCs w:val="18"/>
               </w:rPr>
               <w:t>358 PF</w:t>
             </w:r>
@@ -15533,7 +16493,7 @@
       <w:pPr>
         <w:pStyle w:val="Ttulo2"/>
       </w:pPr>
-      <w:bookmarkStart w:id="16" w:name="_Toc242982543"/>
+      <w:bookmarkStart w:id="17" w:name="_Toc243037608"/>
       <w:r>
         <w:lastRenderedPageBreak/>
         <w:t>3.</w:t>
@@ -15544,7 +16504,7 @@
       <w:r>
         <w:t xml:space="preserve"> Duración, esfuerzo y costo estimados</w:t>
       </w:r>
-      <w:bookmarkEnd w:id="16"/>
+      <w:bookmarkEnd w:id="17"/>
     </w:p>
     <w:p>
       <w:r>
@@ -16202,7 +17162,7 @@
       <w:pPr>
         <w:pStyle w:val="Ttulo2"/>
       </w:pPr>
-      <w:bookmarkStart w:id="17" w:name="_Toc242982544"/>
+      <w:bookmarkStart w:id="18" w:name="_Toc243037609"/>
       <w:r>
         <w:lastRenderedPageBreak/>
         <w:t>3.</w:t>
@@ -16213,7 +17173,7 @@
       <w:r>
         <w:t xml:space="preserve"> Presupuesto actualizado</w:t>
       </w:r>
-      <w:bookmarkEnd w:id="17"/>
+      <w:bookmarkEnd w:id="18"/>
     </w:p>
     <w:tbl>
       <w:tblPr>
@@ -17011,7 +17971,7 @@
         <w:rFonts w:ascii="Symbol" w:hAnsi="Symbol" w:hint="default"/>
       </w:rPr>
     </w:lvl>
-    <w:lvl w:ilvl="1" w:tplc="FFFFFFFF" w:tentative="1">
+    <w:lvl w:ilvl="1" w:tplc="FFFFFFFF">
       <w:start w:val="1"/>
       <w:numFmt w:val="lowerLetter"/>
       <w:lvlText w:val="%2."/>
@@ -18780,6 +19740,7 @@
   <w:style w:type="character" w:default="1" w:styleId="Fuentedeprrafopredeter">
     <w:name w:val="Default Paragraph Font"/>
     <w:uiPriority w:val="1"/>
+    <w:semiHidden/>
     <w:unhideWhenUsed/>
   </w:style>
   <w:style w:type="table" w:default="1" w:styleId="Tablanormal">
